--- a/Документация/Руководство принимающего/Руководство принимающего.docx
+++ b/Документация/Руководство принимающего/Руководство принимающего.docx
@@ -157,7 +157,7 @@
           <w:color w:val="000000"/>
           <w:sz w:val="26"/>
         </w:rPr>
-        <w:t>Версия документа: 1.6</w:t>
+        <w:t>Версия документа: 1.10</w:t>
       </w:r>
     </w:p>
     <w:p>
@@ -173,7 +173,7 @@
           <w:color w:val="000000"/>
           <w:sz w:val="26"/>
         </w:rPr>
-        <w:t>Дата: 15.08.2026</w:t>
+        <w:t>Дата: 14.10.2026</w:t>
       </w:r>
     </w:p>
     <w:p>
@@ -191,26 +191,10 @@
           <w:rFonts w:ascii="Times New Roman" w:hAnsi="Times New Roman" w:cs="Times New Roman" w:eastAsia="Times New Roman"/>
           <w:b w:val="0"/>
           <w:i w:val="0"/>
-          <w:color w:val="000000"/>
-          <w:sz w:val="24"/>
-        </w:rPr>
-        <w:t>Экземпляр передан: Акционерное общество «Холдинговая компания „Остров Мечты“» (ИНН 9725171970)</w:t>
-      </w:r>
-    </w:p>
-    <w:p>
-      <w:pPr>
-        <w:ind w:firstLine="0"/>
-        <w:jc w:val="center"/>
-      </w:pPr>
-      <w:r>
-        <w:rPr>
-          <w:rFonts w:ascii="Times New Roman" w:hAnsi="Times New Roman" w:cs="Times New Roman" w:eastAsia="Times New Roman"/>
-          <w:b w:val="0"/>
-          <w:i w:val="0"/>
           <w:color w:val="595959"/>
           <w:sz w:val="24"/>
         </w:rPr>
-        <w:t>© 2026 Мякотных Сергей Михайлович. Все права защищены.</w:t>
+        <w:t>© 2026 Правообладатель. Все права защищены.</w:t>
       </w:r>
     </w:p>
     <w:p>
@@ -233,22 +217,6 @@
     </w:p>
     <w:p>
       <w:pPr>
-        <w:spacing w:line="276" w:lineRule="auto" w:after="40"/>
-        <w:ind w:firstLine="0"/>
-      </w:pPr>
-      <w:r>
-        <w:rPr>
-          <w:rFonts w:ascii="Times New Roman" w:hAnsi="Times New Roman" w:cs="Times New Roman" w:eastAsia="Times New Roman"/>
-          <w:b w:val="0"/>
-          <w:i w:val="0"/>
-          <w:color w:val="000000"/>
-          <w:sz w:val="24"/>
-        </w:rPr>
-        <w:t>Правообладатель: Мякотных Сергей Михайлович</w:t>
-      </w:r>
-    </w:p>
-    <w:p>
-      <w:pPr>
         <w:spacing w:line="276" w:lineRule="auto" w:after="200"/>
         <w:ind w:firstLine="0"/>
       </w:pPr>
@@ -260,7 +228,7 @@
           <w:color w:val="000000"/>
           <w:sz w:val="24"/>
         </w:rPr>
-        <w:t>Получатель: Акционерное общество «Холдинговая компания „Остров Мечты“» (ИНН 9725171970)</w:t>
+        <w:t>Правообладатель: Правообладатель</w:t>
       </w:r>
     </w:p>
     <w:p>
@@ -357,7 +325,7 @@
           <w:color w:val="595959"/>
           <w:sz w:val="24"/>
         </w:rPr>
-        <w:t>© 2026 Мякотных Сергей Михайлович. Все права защищены.</w:t>
+        <w:t>© 2026 Правообладатель. Все права защищены.</w:t>
       </w:r>
     </w:p>
     <w:p>
@@ -998,13 +966,195 @@
       </w:r>
     </w:p>
     <w:p>
-      <w:r>
-        <w:br w:type="page"/>
+      <w:pPr>
+        <w:tabs>
+          <w:tab w:pos="9354" w:val="right" w:leader="dot"/>
+        </w:tabs>
+        <w:spacing w:after="0" w:line="360" w:lineRule="auto"/>
+        <w:ind w:firstLine="0"/>
+        <w:jc w:val="left"/>
+      </w:pPr>
+      <w:r>
+        <w:rPr>
+          <w:rFonts w:ascii="Times New Roman" w:hAnsi="Times New Roman" w:cs="Times New Roman" w:eastAsia="Times New Roman"/>
+          <w:b/>
+          <w:i w:val="0"/>
+          <w:color w:val="000000"/>
+          <w:sz w:val="26"/>
+        </w:rPr>
+        <w:t>15. Сроки, пересылка и ручные записи</w:t>
+      </w:r>
+      <w:r>
+        <w:rPr>
+          <w:rFonts w:ascii="Times New Roman" w:hAnsi="Times New Roman" w:cs="Times New Roman" w:eastAsia="Times New Roman"/>
+          <w:b w:val="0"/>
+          <w:i w:val="0"/>
+          <w:color w:val="000000"/>
+          <w:sz w:val="26"/>
+        </w:rPr>
+        <w:tab/>
+        <w:t>18</w:t>
+      </w:r>
+    </w:p>
+    <w:p>
+      <w:pPr>
+        <w:tabs>
+          <w:tab w:pos="9354" w:val="right" w:leader="dot"/>
+        </w:tabs>
+        <w:spacing w:after="0" w:line="360" w:lineRule="auto"/>
+        <w:ind w:firstLine="0" w:left="454"/>
+        <w:jc w:val="left"/>
+      </w:pPr>
+      <w:r>
+        <w:rPr>
+          <w:rFonts w:ascii="Times New Roman" w:hAnsi="Times New Roman" w:cs="Times New Roman" w:eastAsia="Times New Roman"/>
+          <w:b w:val="0"/>
+          <w:i w:val="0"/>
+          <w:color w:val="000000"/>
+          <w:sz w:val="26"/>
+        </w:rPr>
+        <w:t>15.1. Изменить срок выбранных вложений</w:t>
+      </w:r>
+      <w:r>
+        <w:rPr>
+          <w:rFonts w:ascii="Times New Roman" w:hAnsi="Times New Roman" w:cs="Times New Roman" w:eastAsia="Times New Roman"/>
+          <w:b w:val="0"/>
+          <w:i w:val="0"/>
+          <w:color w:val="000000"/>
+          <w:sz w:val="26"/>
+        </w:rPr>
+        <w:tab/>
+        <w:t>18</w:t>
+      </w:r>
+    </w:p>
+    <w:p>
+      <w:pPr>
+        <w:tabs>
+          <w:tab w:pos="9354" w:val="right" w:leader="dot"/>
+        </w:tabs>
+        <w:spacing w:after="0" w:line="360" w:lineRule="auto"/>
+        <w:ind w:firstLine="0" w:left="454"/>
+        <w:jc w:val="left"/>
+      </w:pPr>
+      <w:r>
+        <w:rPr>
+          <w:rFonts w:ascii="Times New Roman" w:hAnsi="Times New Roman" w:cs="Times New Roman" w:eastAsia="Times New Roman"/>
+          <w:b w:val="0"/>
+          <w:i w:val="0"/>
+          <w:color w:val="000000"/>
+          <w:sz w:val="26"/>
+        </w:rPr>
+        <w:t>15.2. Продлить одного человека или машину</w:t>
+      </w:r>
+      <w:r>
+        <w:rPr>
+          <w:rFonts w:ascii="Times New Roman" w:hAnsi="Times New Roman" w:cs="Times New Roman" w:eastAsia="Times New Roman"/>
+          <w:b w:val="0"/>
+          <w:i w:val="0"/>
+          <w:color w:val="000000"/>
+          <w:sz w:val="26"/>
+        </w:rPr>
+        <w:tab/>
+        <w:t>20</w:t>
+      </w:r>
+    </w:p>
+    <w:p>
+      <w:pPr>
+        <w:tabs>
+          <w:tab w:pos="9354" w:val="right" w:leader="dot"/>
+        </w:tabs>
+        <w:spacing w:after="0" w:line="360" w:lineRule="auto"/>
+        <w:ind w:firstLine="0" w:left="454"/>
+        <w:jc w:val="left"/>
+      </w:pPr>
+      <w:r>
+        <w:rPr>
+          <w:rFonts w:ascii="Times New Roman" w:hAnsi="Times New Roman" w:cs="Times New Roman" w:eastAsia="Times New Roman"/>
+          <w:b w:val="0"/>
+          <w:i w:val="0"/>
+          <w:color w:val="000000"/>
+          <w:sz w:val="26"/>
+        </w:rPr>
+        <w:t>15.3. Привязать ручную запись</w:t>
+      </w:r>
+      <w:r>
+        <w:rPr>
+          <w:rFonts w:ascii="Times New Roman" w:hAnsi="Times New Roman" w:cs="Times New Roman" w:eastAsia="Times New Roman"/>
+          <w:b w:val="0"/>
+          <w:i w:val="0"/>
+          <w:color w:val="000000"/>
+          <w:sz w:val="26"/>
+        </w:rPr>
+        <w:tab/>
+        <w:t>21</w:t>
+      </w:r>
+    </w:p>
+    <w:p>
+      <w:pPr>
+        <w:tabs>
+          <w:tab w:pos="9354" w:val="right" w:leader="dot"/>
+        </w:tabs>
+        <w:spacing w:after="0" w:line="360" w:lineRule="auto"/>
+        <w:ind w:firstLine="0" w:left="454"/>
+        <w:jc w:val="left"/>
+      </w:pPr>
+      <w:r>
+        <w:rPr>
+          <w:rFonts w:ascii="Times New Roman" w:hAnsi="Times New Roman" w:cs="Times New Roman" w:eastAsia="Times New Roman"/>
+          <w:b w:val="0"/>
+          <w:i w:val="0"/>
+          <w:color w:val="000000"/>
+          <w:sz w:val="26"/>
+        </w:rPr>
+        <w:t>15.4. Разобрать незакрытый проход</w:t>
+      </w:r>
+      <w:r>
+        <w:rPr>
+          <w:rFonts w:ascii="Times New Roman" w:hAnsi="Times New Roman" w:cs="Times New Roman" w:eastAsia="Times New Roman"/>
+          <w:b w:val="0"/>
+          <w:i w:val="0"/>
+          <w:color w:val="000000"/>
+          <w:sz w:val="26"/>
+        </w:rPr>
+        <w:tab/>
+        <w:t>23</w:t>
+      </w:r>
+    </w:p>
+    <w:p>
+      <w:pPr>
+        <w:tabs>
+          <w:tab w:pos="9354" w:val="right" w:leader="dot"/>
+        </w:tabs>
+        <w:spacing w:after="0" w:line="360" w:lineRule="auto"/>
+        <w:ind w:firstLine="0" w:left="454"/>
+        <w:jc w:val="left"/>
+      </w:pPr>
+      <w:r>
+        <w:rPr>
+          <w:rFonts w:ascii="Times New Roman" w:hAnsi="Times New Roman" w:cs="Times New Roman" w:eastAsia="Times New Roman"/>
+          <w:b w:val="0"/>
+          <w:i w:val="0"/>
+          <w:color w:val="000000"/>
+          <w:sz w:val="26"/>
+        </w:rPr>
+        <w:t>15.5. Переслать и проверить историю</w:t>
+      </w:r>
+      <w:r>
+        <w:rPr>
+          <w:rFonts w:ascii="Times New Roman" w:hAnsi="Times New Roman" w:cs="Times New Roman" w:eastAsia="Times New Roman"/>
+          <w:b w:val="0"/>
+          <w:i w:val="0"/>
+          <w:color w:val="000000"/>
+          <w:sz w:val="26"/>
+        </w:rPr>
+        <w:tab/>
+        <w:t>24</w:t>
       </w:r>
     </w:p>
     <w:p>
       <w:pPr>
         <w:pStyle w:val="Heading1"/>
+        <w:pageBreakBefore/>
         <w:ind w:firstLine="0"/>
       </w:pPr>
       <w:r>
@@ -1095,7 +1245,7 @@
           <w:color w:val="000000"/>
           <w:sz w:val="28"/>
         </w:rPr>
-        <w:t>Принимающий берёт заявку в работу, распределяет её объекты по постам и местам разгрузки и отвечает за неё дальше; заявки он видит по всей системе. Согласующий лишь голосует за или против по заявкам, ответственным за согласование которых он является, и его работа описана в отдельном документе, «Руководство согласующего». Один и тот же работник может выступать и согласующим, и принимающим; тогда ему адресованы оба документа.</w:t>
+        <w:t>Принимающий берёт заявку в работу, распределяет её объекты по постам и местам разгрузки и отвечает за неё дальше; заявки доступны ему в пределах действующих прав и видимости. Согласующий лишь голосует за или против по заявкам, ответственным за согласование которых он является, и его работа описана в отдельном документе, «Руководство согласующего». Один и тот же работник может выступать и согласующим, и принимающим; тогда ему адресованы оба документа.</w:t>
       </w:r>
     </w:p>
     <w:tbl>
@@ -2285,27 +2435,7 @@
           <w:color w:val="000000"/>
           <w:sz w:val="28"/>
         </w:rPr>
-        <w:t xml:space="preserve">В отличие от согласующего, принимающий видит </w:t>
-      </w:r>
-      <w:r>
-        <w:rPr>
-          <w:rFonts w:ascii="Times New Roman" w:hAnsi="Times New Roman" w:cs="Times New Roman" w:eastAsia="Times New Roman"/>
-          <w:b/>
-          <w:i w:val="0"/>
-          <w:color w:val="000000"/>
-          <w:sz w:val="28"/>
-        </w:rPr>
-        <w:t>все заявки системы</w:t>
-      </w:r>
-      <w:r>
-        <w:rPr>
-          <w:rFonts w:ascii="Times New Roman" w:hAnsi="Times New Roman" w:cs="Times New Roman" w:eastAsia="Times New Roman"/>
-          <w:b w:val="0"/>
-          <w:i w:val="0"/>
-          <w:color w:val="000000"/>
-          <w:sz w:val="28"/>
-        </w:rPr>
-        <w:t>, а не только те, где его назначили ответственным. Голосовать за или против он не может: это дело согласующих.</w:t>
+        <w:t>Принимающий работает с доступными ему заявками, не только с теми, где назначен согласующим. Решение по согласованию и принятие в работу — разные действия; если работнику назначены обе функции, интерфейс показывает обе в пределах прав.</w:t>
       </w:r>
     </w:p>
     <w:p>
@@ -3216,6 +3346,18 @@
       </w:r>
     </w:p>
     <w:p>
+      <w:r>
+        <w:rPr>
+          <w:rFonts w:ascii="Times New Roman" w:hAnsi="Times New Roman" w:cs="Times New Roman" w:eastAsia="Times New Roman"/>
+          <w:b w:val="0"/>
+          <w:i w:val="0"/>
+          <w:color w:val="000000"/>
+          <w:sz w:val="28"/>
+        </w:rPr>
+        <w:t>Согласование — не единственное условие: просроченную заявку принять нельзя. Перед нажатием проверьте сроки. Если фоновая задача ещё не успела показать «Завершено», это не разрешение принять истёкший допуск; сервер также проверяет срок. Не рассчитывайте на пятнадцатиминутное окно фоновой обработки.</w:t>
+      </w:r>
+    </w:p>
+    <w:p>
       <w:pPr>
         <w:pStyle w:val="Heading2"/>
         <w:ind w:firstLine="0"/>
@@ -3762,6 +3904,18 @@
       </w:r>
     </w:p>
     <w:p>
+      <w:r>
+        <w:rPr>
+          <w:rFonts w:ascii="Times New Roman" w:hAnsi="Times New Roman" w:cs="Times New Roman" w:eastAsia="Times New Roman"/>
+          <w:b w:val="0"/>
+          <w:i w:val="0"/>
+          <w:color w:val="000000"/>
+          <w:sz w:val="28"/>
+        </w:rPr>
+        <w:t>Завершённую заявку вернуть в работу этим действием нельзя. Возвращение отказанной заявки не отменяет повторную проверку срока и остальных условий допуска.</w:t>
+      </w:r>
+    </w:p>
+    <w:p>
       <w:pPr>
         <w:pStyle w:val="Heading1"/>
         <w:ind w:firstLine="0"/>
@@ -5011,18 +5165,10 @@
           <w:color w:val="000000"/>
           <w:sz w:val="28"/>
         </w:rPr>
-        <w:t xml:space="preserve">Отдельной кнопки «Завершить» в системе нет. Заявка завершается сама, когда истекает срок последнего действующего вложения: система переводит её в состояние </w:t>
-      </w:r>
-      <w:r>
-        <w:rPr>
-          <w:rFonts w:ascii="Times New Roman" w:hAnsi="Times New Roman" w:cs="Times New Roman" w:eastAsia="Times New Roman"/>
-          <w:b/>
-          <w:i w:val="0"/>
-          <w:color w:val="000000"/>
-          <w:sz w:val="28"/>
-        </w:rPr>
-        <w:t>«Завершено»</w:t>
-      </w:r>
+        <w:t>Система завершает заявку после окончания её действующих сроков. При расчёте учитываются индивидуальные сроки людей и машин, а не только видимые даты вложения. Например, вложение заканчивается 15 октября, но человеку отдельно установлен срок до 18 октября: нельзя считать, что его допуск закончился 15-го лишь по заголовку вложения.</w:t>
+      </w:r>
+    </w:p>
+    <w:p>
       <w:r>
         <w:rPr>
           <w:rFonts w:ascii="Times New Roman" w:hAnsi="Times New Roman" w:cs="Times New Roman" w:eastAsia="Times New Roman"/>
@@ -5031,7 +5177,7 @@
           <w:color w:val="000000"/>
           <w:sz w:val="28"/>
         </w:rPr>
-        <w:t>, а заявителю уходит уведомление о том, что срок истёк.</w:t>
+        <w:t>Периодическая проверка выполняется каждые пятнадцать минут. Приём в работу и отметка нового входа проверяют допустимость непосредственно при действии; задержка смены отображаемого статуса не даёт права принять просроченную заявку.</w:t>
       </w:r>
     </w:p>
     <w:p>
@@ -5043,7 +5189,7 @@
           <w:color w:val="000000"/>
           <w:sz w:val="28"/>
         </w:rPr>
-        <w:t>Проверку система ведёт постоянно, не раз в сутки: она перебирает заявки каждые пятнадцать минут, поэтому заявка закрывается вскоре после того, как истёк срок, а не в конце дня.</w:t>
+        <w:t>Вместе с завершением закрывается открытое дополнение, если решение по нему не приняли. История завершённой заявки остаётся доступной по действующим правам; завершение не разрешает продлить её через индивидуальный срок.</w:t>
       </w:r>
     </w:p>
     <w:p>
@@ -5055,19 +5201,7 @@
           <w:color w:val="000000"/>
           <w:sz w:val="28"/>
         </w:rPr>
-        <w:t>Вместе с завершением закрывается и открытое дополнение к заявке, если решение по нему так и не приняли: добавленные строки на пост уже не попадут.</w:t>
-      </w:r>
-    </w:p>
-    <w:p>
-      <w:r>
-        <w:rPr>
-          <w:rFonts w:ascii="Times New Roman" w:hAnsi="Times New Roman" w:cs="Times New Roman" w:eastAsia="Times New Roman"/>
-          <w:b w:val="0"/>
-          <w:i w:val="0"/>
-          <w:color w:val="000000"/>
-          <w:sz w:val="28"/>
-        </w:rPr>
-        <w:t>В карточке завершённой заявки действий не остаётся - только сведения о том, кто принял её в работу и когда она завершилась. Ещё через месяц заявка уходит в архив, см. раздел 5.</w:t>
+        <w:t>Если объект ещё числится на территории, истечение допуска не означает, что он физически вышел. Незакрытая отметка разбирается отдельно, см. подраздел 15.4.</w:t>
       </w:r>
     </w:p>
     <w:p>
@@ -5414,6 +5548,38 @@
       </w:r>
     </w:p>
     <w:p>
+      <w:r>
+        <w:rPr>
+          <w:rFonts w:ascii="Times New Roman" w:hAnsi="Times New Roman" w:cs="Times New Roman" w:eastAsia="Times New Roman"/>
+          <w:b w:val="0"/>
+          <w:i w:val="0"/>
+          <w:color w:val="000000"/>
+          <w:sz w:val="28"/>
+        </w:rPr>
+        <w:t xml:space="preserve">В этом же окне переключателем </w:t>
+      </w:r>
+      <w:r>
+        <w:rPr>
+          <w:rFonts w:ascii="Times New Roman" w:hAnsi="Times New Roman" w:cs="Times New Roman" w:eastAsia="Times New Roman"/>
+          <w:b/>
+          <w:i w:val="0"/>
+          <w:color w:val="000000"/>
+          <w:sz w:val="28"/>
+        </w:rPr>
+        <w:t>«Паспортные данные»</w:t>
+      </w:r>
+      <w:r>
+        <w:rPr>
+          <w:rFonts w:ascii="Times New Roman" w:hAnsi="Times New Roman" w:cs="Times New Roman" w:eastAsia="Times New Roman"/>
+          <w:b w:val="0"/>
+          <w:i w:val="0"/>
+          <w:color w:val="000000"/>
+          <w:sz w:val="28"/>
+        </w:rPr>
+        <w:t xml:space="preserve"> выбирается наполнение бланка. Он доступен инициатору заявки и тем, кому разрешена выгрузка сведений документов, и по умолчанию выключен; принимающий заявку сам её не подавал, поэтому без такого права переключателя нет вовсе, а бланк скачивается с прочерком на месте серии и номера паспорта, номера патента и иного разрешения, о чём окно предупреждает строкой. Вложения отмечаются такими же переключателями, а сам бланк собирается заново при каждом скачивании.</w:t>
+      </w:r>
+    </w:p>
+    <w:p>
       <w:pPr>
         <w:keepNext/>
         <w:spacing w:before="120" w:after="40"/>
@@ -5423,7 +5589,7 @@
       <w:r>
         <w:drawing>
           <wp:inline xmlns:a="http://schemas.openxmlformats.org/drawingml/2006/main" xmlns:pic="http://schemas.openxmlformats.org/drawingml/2006/picture">
-            <wp:extent cx="3413760" cy="1901952"/>
+            <wp:extent cx="5940000" cy="3777840"/>
             <wp:docPr id="7" name="Picture 7"/>
             <wp:cNvGraphicFramePr>
               <a:graphicFrameLocks noChangeAspect="1"/>
@@ -5432,7 +5598,7 @@
               <a:graphicData uri="http://schemas.openxmlformats.org/drawingml/2006/picture">
                 <pic:pic>
                   <pic:nvPicPr>
-                    <pic:cNvPr id="0" name="acceptor-blanks.png"/>
+                    <pic:cNvPr id="0" name="download-blanks-padded.png"/>
                     <pic:cNvPicPr/>
                   </pic:nvPicPr>
                   <pic:blipFill>
@@ -5444,7 +5610,7 @@
                   <pic:spPr>
                     <a:xfrm>
                       <a:off x="0" y="0"/>
-                      <a:ext cx="3413760" cy="1901952"/>
+                      <a:ext cx="5940000" cy="3777840"/>
                     </a:xfrm>
                     <a:prstGeom prst="rect"/>
                   </pic:spPr>
@@ -5724,6 +5890,2435 @@
           <w:sz w:val="28"/>
         </w:rPr>
         <w:t>Оба уведомления можно отключить на странице настройки уведомлений, но тогда заявки придётся отслеживать в центре самостоятельно.</w:t>
+      </w:r>
+    </w:p>
+    <w:p>
+      <w:pPr>
+        <w:pStyle w:val="Heading1"/>
+        <w:ind w:firstLine="0"/>
+      </w:pPr>
+      <w:r>
+        <w:rPr>
+          <w:rFonts w:ascii="Times New Roman" w:hAnsi="Times New Roman" w:cs="Times New Roman" w:eastAsia="Times New Roman"/>
+          <w:b/>
+          <w:i w:val="0"/>
+          <w:color w:val="000000"/>
+          <w:sz w:val="32"/>
+        </w:rPr>
+        <w:t>15. Сроки, пересылка и ручные записи</w:t>
+      </w:r>
+    </w:p>
+    <w:p>
+      <w:pPr>
+        <w:pStyle w:val="Heading2"/>
+        <w:ind w:firstLine="0"/>
+      </w:pPr>
+      <w:r>
+        <w:rPr>
+          <w:rFonts w:ascii="Times New Roman" w:hAnsi="Times New Roman" w:cs="Times New Roman" w:eastAsia="Times New Roman"/>
+          <w:b/>
+          <w:i w:val="0"/>
+          <w:color w:val="000000"/>
+          <w:sz w:val="28"/>
+        </w:rPr>
+        <w:t>15.1. Изменить срок выбранных вложений</w:t>
+      </w:r>
+    </w:p>
+    <w:p>
+      <w:r>
+        <w:rPr>
+          <w:rFonts w:ascii="Times New Roman" w:hAnsi="Times New Roman" w:cs="Times New Roman" w:eastAsia="Times New Roman"/>
+          <w:b w:val="0"/>
+          <w:i w:val="0"/>
+          <w:color w:val="000000"/>
+          <w:sz w:val="28"/>
+        </w:rPr>
+        <w:t>В карточке заявки нажмите «Изменить срок». Действие доступно по праву в состояниях «Непрочитано», «В обработке» и «В работе», при допустимом состоянии согласования и действующих вложениях.</w:t>
+      </w:r>
+    </w:p>
+    <w:p>
+      <w:pPr>
+        <w:spacing w:after="0" w:line="360" w:lineRule="auto"/>
+        <w:ind w:hanging="454" w:left="1134"/>
+        <w:jc w:val="both"/>
+      </w:pPr>
+      <w:r>
+        <w:rPr>
+          <w:rFonts w:ascii="Times New Roman" w:hAnsi="Times New Roman" w:cs="Times New Roman" w:eastAsia="Times New Roman"/>
+          <w:b w:val="0"/>
+          <w:i w:val="0"/>
+          <w:color w:val="000000"/>
+          <w:sz w:val="28"/>
+        </w:rPr>
+        <w:t>1.</w:t>
+        <w:tab/>
+      </w:r>
+      <w:r>
+        <w:rPr>
+          <w:rFonts w:ascii="Times New Roman" w:hAnsi="Times New Roman" w:cs="Times New Roman" w:eastAsia="Times New Roman"/>
+          <w:b w:val="0"/>
+          <w:i w:val="0"/>
+          <w:color w:val="000000"/>
+          <w:sz w:val="28"/>
+        </w:rPr>
+        <w:t>Выберите нужные вложения либо все. Не оставляйте выбор пустым.</w:t>
+      </w:r>
+    </w:p>
+    <w:p>
+      <w:pPr>
+        <w:spacing w:after="0" w:line="360" w:lineRule="auto"/>
+        <w:ind w:hanging="454" w:left="1134"/>
+        <w:jc w:val="both"/>
+      </w:pPr>
+      <w:r>
+        <w:rPr>
+          <w:rFonts w:ascii="Times New Roman" w:hAnsi="Times New Roman" w:cs="Times New Roman" w:eastAsia="Times New Roman"/>
+          <w:b w:val="0"/>
+          <w:i w:val="0"/>
+          <w:color w:val="000000"/>
+          <w:sz w:val="28"/>
+        </w:rPr>
+        <w:t>2.</w:t>
+        <w:tab/>
+      </w:r>
+      <w:r>
+        <w:rPr>
+          <w:rFonts w:ascii="Times New Roman" w:hAnsi="Times New Roman" w:cs="Times New Roman" w:eastAsia="Times New Roman"/>
+          <w:b w:val="0"/>
+          <w:i w:val="0"/>
+          <w:color w:val="000000"/>
+          <w:sz w:val="28"/>
+        </w:rPr>
+        <w:t>Установите даты и часы по Москве.</w:t>
+      </w:r>
+    </w:p>
+    <w:p>
+      <w:pPr>
+        <w:spacing w:after="0" w:line="360" w:lineRule="auto"/>
+        <w:ind w:hanging="454" w:left="1134"/>
+        <w:jc w:val="both"/>
+      </w:pPr>
+      <w:r>
+        <w:rPr>
+          <w:rFonts w:ascii="Times New Roman" w:hAnsi="Times New Roman" w:cs="Times New Roman" w:eastAsia="Times New Roman"/>
+          <w:b w:val="0"/>
+          <w:i w:val="0"/>
+          <w:color w:val="000000"/>
+          <w:sz w:val="28"/>
+        </w:rPr>
+        <w:t>3.</w:t>
+        <w:tab/>
+      </w:r>
+      <w:r>
+        <w:rPr>
+          <w:rFonts w:ascii="Times New Roman" w:hAnsi="Times New Roman" w:cs="Times New Roman" w:eastAsia="Times New Roman"/>
+          <w:b w:val="0"/>
+          <w:i w:val="0"/>
+          <w:color w:val="000000"/>
+          <w:sz w:val="28"/>
+        </w:rPr>
+        <w:t>В настройке «Индивидуальные сроки» явно выберите, сохранять собственные сроки записей либо применить общий срок к выбранному составу.</w:t>
+      </w:r>
+    </w:p>
+    <w:p>
+      <w:pPr>
+        <w:spacing w:after="0" w:line="360" w:lineRule="auto"/>
+        <w:ind w:hanging="454" w:left="1134"/>
+        <w:jc w:val="both"/>
+      </w:pPr>
+      <w:r>
+        <w:rPr>
+          <w:rFonts w:ascii="Times New Roman" w:hAnsi="Times New Roman" w:cs="Times New Roman" w:eastAsia="Times New Roman"/>
+          <w:b w:val="0"/>
+          <w:i w:val="0"/>
+          <w:color w:val="000000"/>
+          <w:sz w:val="28"/>
+        </w:rPr>
+        <w:t>4.</w:t>
+        <w:tab/>
+      </w:r>
+      <w:r>
+        <w:rPr>
+          <w:rFonts w:ascii="Times New Roman" w:hAnsi="Times New Roman" w:cs="Times New Roman" w:eastAsia="Times New Roman"/>
+          <w:b w:val="0"/>
+          <w:i w:val="0"/>
+          <w:color w:val="000000"/>
+          <w:sz w:val="28"/>
+        </w:rPr>
+        <w:t>Укажите причину и сохраните. Проверьте результат, включая ранее индивидуальные записи.</w:t>
+      </w:r>
+    </w:p>
+    <w:p>
+      <w:r>
+        <w:rPr>
+          <w:rFonts w:ascii="Times New Roman" w:hAnsi="Times New Roman" w:cs="Times New Roman" w:eastAsia="Times New Roman"/>
+          <w:b w:val="0"/>
+          <w:i w:val="0"/>
+          <w:color w:val="000000"/>
+          <w:sz w:val="28"/>
+        </w:rPr>
+        <w:t>Голоса не сбрасываются: уже согласовавший не голосует заново, следующий видит актуальные сроки. Автор и причина сохраняются в истории и уведомлении. Ответственность за изменение принимающий не переносит на прежнего согласующего.</w:t>
+      </w:r>
+    </w:p>
+    <w:p>
+      <w:r>
+        <w:rPr>
+          <w:rFonts w:ascii="Times New Roman" w:hAnsi="Times New Roman" w:cs="Times New Roman" w:eastAsia="Times New Roman"/>
+          <w:b w:val="0"/>
+          <w:i w:val="0"/>
+          <w:color w:val="000000"/>
+          <w:sz w:val="28"/>
+        </w:rPr>
+        <w:t>На рисунке показано соответствующее окно с учебными данными.</w:t>
+      </w:r>
+    </w:p>
+    <w:p>
+      <w:pPr>
+        <w:keepNext/>
+        <w:spacing w:before="120" w:after="40"/>
+        <w:ind w:firstLine="0"/>
+        <w:jc w:val="center"/>
+      </w:pPr>
+      <w:r>
+        <w:drawing>
+          <wp:inline xmlns:a="http://schemas.openxmlformats.org/drawingml/2006/main" xmlns:pic="http://schemas.openxmlformats.org/drawingml/2006/picture">
+            <wp:extent cx="5940000" cy="5532685"/>
+            <wp:docPr id="9" name="Picture 9"/>
+            <wp:cNvGraphicFramePr>
+              <a:graphicFrameLocks noChangeAspect="1"/>
+            </wp:cNvGraphicFramePr>
+            <a:graphic>
+              <a:graphicData uri="http://schemas.openxmlformats.org/drawingml/2006/picture">
+                <pic:pic>
+                  <pic:nvPicPr>
+                    <pic:cNvPr id="0" name="attachment-period-padded.png"/>
+                    <pic:cNvPicPr/>
+                  </pic:nvPicPr>
+                  <pic:blipFill>
+                    <a:blip r:embed="rId19"/>
+                    <a:stretch>
+                      <a:fillRect/>
+                    </a:stretch>
+                  </pic:blipFill>
+                  <pic:spPr>
+                    <a:xfrm>
+                      <a:off x="0" y="0"/>
+                      <a:ext cx="5940000" cy="5532685"/>
+                    </a:xfrm>
+                    <a:prstGeom prst="rect"/>
+                  </pic:spPr>
+                </pic:pic>
+              </a:graphicData>
+            </a:graphic>
+          </wp:inline>
+        </w:drawing>
+      </w:r>
+    </w:p>
+    <w:p>
+      <w:pPr>
+        <w:keepNext w:val="0"/>
+        <w:spacing w:line="240" w:lineRule="auto" w:before="40" w:after="200"/>
+        <w:ind w:firstLine="0"/>
+        <w:jc w:val="center"/>
+      </w:pPr>
+      <w:r>
+        <w:rPr>
+          <w:rFonts w:ascii="Times New Roman" w:hAnsi="Times New Roman" w:cs="Times New Roman" w:eastAsia="Times New Roman"/>
+          <w:b w:val="0"/>
+          <w:i/>
+          <w:color w:val="000000"/>
+          <w:sz w:val="24"/>
+        </w:rPr>
+        <w:t>Рисунок 15.1 — Выбор вложений и политики индивидуальных сроков</w:t>
+      </w:r>
+    </w:p>
+    <w:p>
+      <w:r>
+        <w:rPr>
+          <w:rFonts w:ascii="Times New Roman" w:hAnsi="Times New Roman" w:cs="Times New Roman" w:eastAsia="Times New Roman"/>
+          <w:b w:val="0"/>
+          <w:i w:val="0"/>
+          <w:color w:val="000000"/>
+          <w:sz w:val="28"/>
+        </w:rPr>
+        <w:t>На рисунке показано соответствующее окно с учебными данными.</w:t>
+      </w:r>
+    </w:p>
+    <w:p>
+      <w:pPr>
+        <w:keepNext/>
+        <w:spacing w:before="120" w:after="40"/>
+        <w:ind w:firstLine="0"/>
+        <w:jc w:val="center"/>
+      </w:pPr>
+      <w:r>
+        <w:drawing>
+          <wp:inline xmlns:a="http://schemas.openxmlformats.org/drawingml/2006/main" xmlns:pic="http://schemas.openxmlformats.org/drawingml/2006/picture">
+            <wp:extent cx="5940000" cy="5583599"/>
+            <wp:docPr id="10" name="Picture 10"/>
+            <wp:cNvGraphicFramePr>
+              <a:graphicFrameLocks noChangeAspect="1"/>
+            </wp:cNvGraphicFramePr>
+            <a:graphic>
+              <a:graphicData uri="http://schemas.openxmlformats.org/drawingml/2006/picture">
+                <pic:pic>
+                  <pic:nvPicPr>
+                    <pic:cNvPr id="0" name="attachment-period-confirm-padded.png"/>
+                    <pic:cNvPicPr/>
+                  </pic:nvPicPr>
+                  <pic:blipFill>
+                    <a:blip r:embed="rId20"/>
+                    <a:stretch>
+                      <a:fillRect/>
+                    </a:stretch>
+                  </pic:blipFill>
+                  <pic:spPr>
+                    <a:xfrm>
+                      <a:off x="0" y="0"/>
+                      <a:ext cx="5940000" cy="5583599"/>
+                    </a:xfrm>
+                    <a:prstGeom prst="rect"/>
+                  </pic:spPr>
+                </pic:pic>
+              </a:graphicData>
+            </a:graphic>
+          </wp:inline>
+        </w:drawing>
+      </w:r>
+    </w:p>
+    <w:p>
+      <w:pPr>
+        <w:keepNext w:val="0"/>
+        <w:spacing w:line="240" w:lineRule="auto" w:before="40" w:after="200"/>
+        <w:ind w:firstLine="0"/>
+        <w:jc w:val="center"/>
+      </w:pPr>
+      <w:r>
+        <w:rPr>
+          <w:rFonts w:ascii="Times New Roman" w:hAnsi="Times New Roman" w:cs="Times New Roman" w:eastAsia="Times New Roman"/>
+          <w:b w:val="0"/>
+          <w:i/>
+          <w:color w:val="000000"/>
+          <w:sz w:val="24"/>
+        </w:rPr>
+        <w:t>Рисунок 15.2 — Подтверждение общего срока</w:t>
+      </w:r>
+    </w:p>
+    <w:p>
+      <w:pPr>
+        <w:pStyle w:val="Heading2"/>
+        <w:ind w:firstLine="0"/>
+      </w:pPr>
+      <w:r>
+        <w:rPr>
+          <w:rFonts w:ascii="Times New Roman" w:hAnsi="Times New Roman" w:cs="Times New Roman" w:eastAsia="Times New Roman"/>
+          <w:b/>
+          <w:i w:val="0"/>
+          <w:color w:val="000000"/>
+          <w:sz w:val="28"/>
+        </w:rPr>
+        <w:t>15.2. Продлить одного человека или машину</w:t>
+      </w:r>
+    </w:p>
+    <w:p>
+      <w:r>
+        <w:rPr>
+          <w:rFonts w:ascii="Times New Roman" w:hAnsi="Times New Roman" w:cs="Times New Roman" w:eastAsia="Times New Roman"/>
+          <w:b w:val="0"/>
+          <w:i w:val="0"/>
+          <w:color w:val="000000"/>
+          <w:sz w:val="28"/>
+        </w:rPr>
+        <w:t>Откройте запись из заявки либо из таблицы и нажмите календарь «Изменить срок». В окне указаны текущие даты и источник. Выберите собственный срок, заполните даты/часы, причину и сохраните. Можно установить дату позже общего срока вложения; остальные записи не изменятся.</w:t>
+      </w:r>
+    </w:p>
+    <w:p>
+      <w:r>
+        <w:rPr>
+          <w:rFonts w:ascii="Times New Roman" w:hAnsi="Times New Roman" w:cs="Times New Roman" w:eastAsia="Times New Roman"/>
+          <w:b w:val="0"/>
+          <w:i w:val="0"/>
+          <w:color w:val="000000"/>
+          <w:sz w:val="28"/>
+        </w:rPr>
+        <w:t>Возврат к «Сроку вложения» снимает индивидуальный срок. Для ручной записи используется срок ручного основания; бессрочность показывается явно. Если данные изменились другим оператором, нажмите «Обновить срок» и проверьте новый вариант прежде сохранения.</w:t>
+      </w:r>
+    </w:p>
+    <w:p>
+      <w:r>
+        <w:rPr>
+          <w:rFonts w:ascii="Times New Roman" w:hAnsi="Times New Roman" w:cs="Times New Roman" w:eastAsia="Times New Roman"/>
+          <w:b w:val="0"/>
+          <w:i w:val="0"/>
+          <w:color w:val="000000"/>
+          <w:sz w:val="28"/>
+        </w:rPr>
+        <w:t>На рисунке показано соответствующее окно с учебными данными.</w:t>
+      </w:r>
+    </w:p>
+    <w:p>
+      <w:pPr>
+        <w:keepNext/>
+        <w:spacing w:before="120" w:after="40"/>
+        <w:ind w:firstLine="0"/>
+        <w:jc w:val="center"/>
+      </w:pPr>
+      <w:r>
+        <w:drawing>
+          <wp:inline xmlns:a="http://schemas.openxmlformats.org/drawingml/2006/main" xmlns:pic="http://schemas.openxmlformats.org/drawingml/2006/picture">
+            <wp:extent cx="5940000" cy="5176285"/>
+            <wp:docPr id="11" name="Picture 11"/>
+            <wp:cNvGraphicFramePr>
+              <a:graphicFrameLocks noChangeAspect="1"/>
+            </wp:cNvGraphicFramePr>
+            <a:graphic>
+              <a:graphicData uri="http://schemas.openxmlformats.org/drawingml/2006/picture">
+                <pic:pic>
+                  <pic:nvPicPr>
+                    <pic:cNvPr id="0" name="period-sample-padded.png"/>
+                    <pic:cNvPicPr/>
+                  </pic:nvPicPr>
+                  <pic:blipFill>
+                    <a:blip r:embed="rId21"/>
+                    <a:stretch>
+                      <a:fillRect/>
+                    </a:stretch>
+                  </pic:blipFill>
+                  <pic:spPr>
+                    <a:xfrm>
+                      <a:off x="0" y="0"/>
+                      <a:ext cx="5940000" cy="5176285"/>
+                    </a:xfrm>
+                    <a:prstGeom prst="rect"/>
+                  </pic:spPr>
+                </pic:pic>
+              </a:graphicData>
+            </a:graphic>
+          </wp:inline>
+        </w:drawing>
+      </w:r>
+    </w:p>
+    <w:p>
+      <w:pPr>
+        <w:keepNext w:val="0"/>
+        <w:spacing w:line="240" w:lineRule="auto" w:before="40" w:after="200"/>
+        <w:ind w:firstLine="0"/>
+        <w:jc w:val="center"/>
+      </w:pPr>
+      <w:r>
+        <w:rPr>
+          <w:rFonts w:ascii="Times New Roman" w:hAnsi="Times New Roman" w:cs="Times New Roman" w:eastAsia="Times New Roman"/>
+          <w:b w:val="0"/>
+          <w:i/>
+          <w:color w:val="000000"/>
+          <w:sz w:val="24"/>
+        </w:rPr>
+        <w:t>Рисунок 15.3 — Изменение собственного срока записи</w:t>
+      </w:r>
+    </w:p>
+    <w:p>
+      <w:pPr>
+        <w:pStyle w:val="Heading2"/>
+        <w:ind w:firstLine="0"/>
+      </w:pPr>
+      <w:r>
+        <w:rPr>
+          <w:rFonts w:ascii="Times New Roman" w:hAnsi="Times New Roman" w:cs="Times New Roman" w:eastAsia="Times New Roman"/>
+          <w:b/>
+          <w:i w:val="0"/>
+          <w:color w:val="000000"/>
+          <w:sz w:val="28"/>
+        </w:rPr>
+        <w:t>15.3. Привязать ручную запись</w:t>
+      </w:r>
+    </w:p>
+    <w:p>
+      <w:r>
+        <w:rPr>
+          <w:rFonts w:ascii="Times New Roman" w:hAnsi="Times New Roman" w:cs="Times New Roman" w:eastAsia="Times New Roman"/>
+          <w:b w:val="0"/>
+          <w:i w:val="0"/>
+          <w:color w:val="000000"/>
+          <w:sz w:val="28"/>
+        </w:rPr>
+        <w:t>Из карточки ручного человека/машины нажмите «Привязать к заявке». Переносится только открытая запись, соседние записи остаются на месте. Выберите согласованную заявку в работе, новое либо существующее вложение того же типа. Для бессрочной записи выберите срок конкретного вложения-источника или задайте даты вручную. Проверьте предварительный результат и укажите причину.</w:t>
+      </w:r>
+    </w:p>
+    <w:p>
+      <w:r>
+        <w:rPr>
+          <w:rFonts w:ascii="Times New Roman" w:hAnsi="Times New Roman" w:cs="Times New Roman" w:eastAsia="Times New Roman"/>
+          <w:b w:val="0"/>
+          <w:i w:val="0"/>
+          <w:color w:val="000000"/>
+          <w:sz w:val="28"/>
+        </w:rPr>
+        <w:t>Машина получает общие места целевого вложения; её собственные дополнительные признаки сохраняются отдельно, а при отсутствии собственного значения используется общее. Проверяйте итог перед подтверждением, особенно если у ручной записи уже были отличающиеся признаки. Доступные варианты ограничены серверной совместимостью и правами.</w:t>
+      </w:r>
+    </w:p>
+    <w:p>
+      <w:r>
+        <w:rPr>
+          <w:rFonts w:ascii="Times New Roman" w:hAnsi="Times New Roman" w:cs="Times New Roman" w:eastAsia="Times New Roman"/>
+          <w:b w:val="0"/>
+          <w:i w:val="0"/>
+          <w:color w:val="000000"/>
+          <w:sz w:val="28"/>
+        </w:rPr>
+        <w:t>На рисунке показано соответствующее окно с учебными данными.</w:t>
+      </w:r>
+    </w:p>
+    <w:p>
+      <w:pPr>
+        <w:keepNext/>
+        <w:spacing w:before="120" w:after="40"/>
+        <w:ind w:firstLine="0"/>
+        <w:jc w:val="center"/>
+      </w:pPr>
+      <w:r>
+        <w:drawing>
+          <wp:inline xmlns:a="http://schemas.openxmlformats.org/drawingml/2006/main" xmlns:pic="http://schemas.openxmlformats.org/drawingml/2006/picture">
+            <wp:extent cx="5929411" cy="7200000"/>
+            <wp:docPr id="12" name="Picture 12"/>
+            <wp:cNvGraphicFramePr>
+              <a:graphicFrameLocks noChangeAspect="1"/>
+            </wp:cNvGraphicFramePr>
+            <a:graphic>
+              <a:graphicData uri="http://schemas.openxmlformats.org/drawingml/2006/picture">
+                <pic:pic>
+                  <pic:nvPicPr>
+                    <pic:cNvPr id="0" name="manual-attach-padded.png"/>
+                    <pic:cNvPicPr/>
+                  </pic:nvPicPr>
+                  <pic:blipFill>
+                    <a:blip r:embed="rId22"/>
+                    <a:stretch>
+                      <a:fillRect/>
+                    </a:stretch>
+                  </pic:blipFill>
+                  <pic:spPr>
+                    <a:xfrm>
+                      <a:off x="0" y="0"/>
+                      <a:ext cx="5929411" cy="7200000"/>
+                    </a:xfrm>
+                    <a:prstGeom prst="rect"/>
+                  </pic:spPr>
+                </pic:pic>
+              </a:graphicData>
+            </a:graphic>
+          </wp:inline>
+        </w:drawing>
+      </w:r>
+    </w:p>
+    <w:p>
+      <w:pPr>
+        <w:keepNext w:val="0"/>
+        <w:spacing w:line="240" w:lineRule="auto" w:before="40" w:after="200"/>
+        <w:ind w:firstLine="0"/>
+        <w:jc w:val="center"/>
+      </w:pPr>
+      <w:r>
+        <w:rPr>
+          <w:rFonts w:ascii="Times New Roman" w:hAnsi="Times New Roman" w:cs="Times New Roman" w:eastAsia="Times New Roman"/>
+          <w:b w:val="0"/>
+          <w:i/>
+          <w:color w:val="000000"/>
+          <w:sz w:val="24"/>
+        </w:rPr>
+        <w:t>Рисунок 15.4 — Привязка одной ручной машины</w:t>
+      </w:r>
+    </w:p>
+    <w:p>
+      <w:pPr>
+        <w:pStyle w:val="Heading2"/>
+        <w:ind w:firstLine="0"/>
+      </w:pPr>
+      <w:r>
+        <w:rPr>
+          <w:rFonts w:ascii="Times New Roman" w:hAnsi="Times New Roman" w:cs="Times New Roman" w:eastAsia="Times New Roman"/>
+          <w:b/>
+          <w:i w:val="0"/>
+          <w:color w:val="000000"/>
+          <w:sz w:val="28"/>
+        </w:rPr>
+        <w:t>15.4. Разобрать незакрытый проход</w:t>
+      </w:r>
+    </w:p>
+    <w:p>
+      <w:r>
+        <w:rPr>
+          <w:rFonts w:ascii="Times New Roman" w:hAnsi="Times New Roman" w:cs="Times New Roman" w:eastAsia="Times New Roman"/>
+          <w:b w:val="0"/>
+          <w:i w:val="0"/>
+          <w:color w:val="000000"/>
+          <w:sz w:val="28"/>
+        </w:rPr>
+        <w:t>Над таблицей используйте «Незакрытые проходы» или «Незакрытые проезды»; сводка в реестрах доступна при праве исправления учёта. Порог внимания — 48 часов. Долгое отсутствие выхода не доказывает, что объект остаётся на территории.</w:t>
+      </w:r>
+    </w:p>
+    <w:p>
+      <w:r>
+        <w:rPr>
+          <w:rFonts w:ascii="Times New Roman" w:hAnsi="Times New Roman" w:cs="Times New Roman" w:eastAsia="Times New Roman"/>
+          <w:b w:val="0"/>
+          <w:i w:val="0"/>
+          <w:color w:val="000000"/>
+          <w:sz w:val="28"/>
+        </w:rPr>
+        <w:t>Уполномоченный оператор выбирает «Исправить учёт», обязательно указывает причину. Если фактическое время известно, включает соответствующий тумблер и вводит его по Москве: не раньше входа и не позже текущего времени. Если неизвестно — оставляет неизвестным, не выдумывает дату. После исправления строка видна ещё пять минут; отмена исправления доступна в течение 15 минут при отсутствии следующей отметки и нужном праве.</w:t>
+      </w:r>
+    </w:p>
+    <w:p>
+      <w:r>
+        <w:rPr>
+          <w:rFonts w:ascii="Times New Roman" w:hAnsi="Times New Roman" w:cs="Times New Roman" w:eastAsia="Times New Roman"/>
+          <w:b w:val="0"/>
+          <w:i w:val="0"/>
+          <w:color w:val="000000"/>
+          <w:sz w:val="28"/>
+        </w:rPr>
+        <w:t>Это исправление незакрытого учёта; отмена случайно поставленной последней отметки — другое действие. Отозванные, архивные и недоступные посту записи не возвращаются охране: их разбирает оператор в пределах своих прав.</w:t>
+      </w:r>
+    </w:p>
+    <w:p>
+      <w:r>
+        <w:rPr>
+          <w:rFonts w:ascii="Times New Roman" w:hAnsi="Times New Roman" w:cs="Times New Roman" w:eastAsia="Times New Roman"/>
+          <w:b w:val="0"/>
+          <w:i w:val="0"/>
+          <w:color w:val="000000"/>
+          <w:sz w:val="28"/>
+        </w:rPr>
+        <w:t>На рисунке показано соответствующее окно с учебными данными.</w:t>
+      </w:r>
+    </w:p>
+    <w:p>
+      <w:pPr>
+        <w:keepNext/>
+        <w:spacing w:before="120" w:after="40"/>
+        <w:ind w:firstLine="0"/>
+        <w:jc w:val="center"/>
+      </w:pPr>
+      <w:r>
+        <w:drawing>
+          <wp:inline xmlns:a="http://schemas.openxmlformats.org/drawingml/2006/main" xmlns:pic="http://schemas.openxmlformats.org/drawingml/2006/picture">
+            <wp:extent cx="5940000" cy="2789217"/>
+            <wp:docPr id="13" name="Picture 13"/>
+            <wp:cNvGraphicFramePr>
+              <a:graphicFrameLocks noChangeAspect="1"/>
+            </wp:cNvGraphicFramePr>
+            <a:graphic>
+              <a:graphicData uri="http://schemas.openxmlformats.org/drawingml/2006/picture">
+                <pic:pic>
+                  <pic:nvPicPr>
+                    <pic:cNvPr id="0" name="passages-sample-padded.png"/>
+                    <pic:cNvPicPr/>
+                  </pic:nvPicPr>
+                  <pic:blipFill>
+                    <a:blip r:embed="rId23"/>
+                    <a:stretch>
+                      <a:fillRect/>
+                    </a:stretch>
+                  </pic:blipFill>
+                  <pic:spPr>
+                    <a:xfrm>
+                      <a:off x="0" y="0"/>
+                      <a:ext cx="5940000" cy="2789217"/>
+                    </a:xfrm>
+                    <a:prstGeom prst="rect"/>
+                  </pic:spPr>
+                </pic:pic>
+              </a:graphicData>
+            </a:graphic>
+          </wp:inline>
+        </w:drawing>
+      </w:r>
+    </w:p>
+    <w:p>
+      <w:pPr>
+        <w:keepNext w:val="0"/>
+        <w:spacing w:line="240" w:lineRule="auto" w:before="40" w:after="200"/>
+        <w:ind w:firstLine="0"/>
+        <w:jc w:val="center"/>
+      </w:pPr>
+      <w:r>
+        <w:rPr>
+          <w:rFonts w:ascii="Times New Roman" w:hAnsi="Times New Roman" w:cs="Times New Roman" w:eastAsia="Times New Roman"/>
+          <w:b w:val="0"/>
+          <w:i/>
+          <w:color w:val="000000"/>
+          <w:sz w:val="24"/>
+        </w:rPr>
+        <w:t>Рисунок 15.5 — Отбор незакрытых отметок</w:t>
+      </w:r>
+    </w:p>
+    <w:p>
+      <w:r>
+        <w:rPr>
+          <w:rFonts w:ascii="Times New Roman" w:hAnsi="Times New Roman" w:cs="Times New Roman" w:eastAsia="Times New Roman"/>
+          <w:b w:val="0"/>
+          <w:i w:val="0"/>
+          <w:color w:val="000000"/>
+          <w:sz w:val="28"/>
+        </w:rPr>
+        <w:t>На рисунке показано соответствующее окно с учебными данными.</w:t>
+      </w:r>
+    </w:p>
+    <w:p>
+      <w:pPr>
+        <w:keepNext/>
+        <w:spacing w:before="120" w:after="40"/>
+        <w:ind w:firstLine="0"/>
+        <w:jc w:val="center"/>
+      </w:pPr>
+      <w:r>
+        <w:drawing>
+          <wp:inline xmlns:a="http://schemas.openxmlformats.org/drawingml/2006/main" xmlns:pic="http://schemas.openxmlformats.org/drawingml/2006/picture">
+            <wp:extent cx="5940000" cy="4219448"/>
+            <wp:docPr id="14" name="Picture 14"/>
+            <wp:cNvGraphicFramePr>
+              <a:graphicFrameLocks noChangeAspect="1"/>
+            </wp:cNvGraphicFramePr>
+            <a:graphic>
+              <a:graphicData uri="http://schemas.openxmlformats.org/drawingml/2006/picture">
+                <pic:pic>
+                  <pic:nvPicPr>
+                    <pic:cNvPr id="0" name="passage-correction-padded.png"/>
+                    <pic:cNvPicPr/>
+                  </pic:nvPicPr>
+                  <pic:blipFill>
+                    <a:blip r:embed="rId24"/>
+                    <a:stretch>
+                      <a:fillRect/>
+                    </a:stretch>
+                  </pic:blipFill>
+                  <pic:spPr>
+                    <a:xfrm>
+                      <a:off x="0" y="0"/>
+                      <a:ext cx="5940000" cy="4219448"/>
+                    </a:xfrm>
+                    <a:prstGeom prst="rect"/>
+                  </pic:spPr>
+                </pic:pic>
+              </a:graphicData>
+            </a:graphic>
+          </wp:inline>
+        </w:drawing>
+      </w:r>
+    </w:p>
+    <w:p>
+      <w:pPr>
+        <w:keepNext w:val="0"/>
+        <w:spacing w:line="240" w:lineRule="auto" w:before="40" w:after="200"/>
+        <w:ind w:firstLine="0"/>
+        <w:jc w:val="center"/>
+      </w:pPr>
+      <w:r>
+        <w:rPr>
+          <w:rFonts w:ascii="Times New Roman" w:hAnsi="Times New Roman" w:cs="Times New Roman" w:eastAsia="Times New Roman"/>
+          <w:b w:val="0"/>
+          <w:i/>
+          <w:color w:val="000000"/>
+          <w:sz w:val="24"/>
+        </w:rPr>
+        <w:t>Рисунок 15.6 — Исправление учёта с неизвестным временем выхода</w:t>
+      </w:r>
+    </w:p>
+    <w:p>
+      <w:pPr>
+        <w:pStyle w:val="Heading2"/>
+        <w:ind w:firstLine="0"/>
+      </w:pPr>
+      <w:r>
+        <w:rPr>
+          <w:rFonts w:ascii="Times New Roman" w:hAnsi="Times New Roman" w:cs="Times New Roman" w:eastAsia="Times New Roman"/>
+          <w:b/>
+          <w:i w:val="0"/>
+          <w:color w:val="000000"/>
+          <w:sz w:val="28"/>
+        </w:rPr>
+        <w:t>15.5. Переслать и проверить историю</w:t>
+      </w:r>
+    </w:p>
+    <w:p>
+      <w:r>
+        <w:rPr>
+          <w:rFonts w:ascii="Times New Roman" w:hAnsi="Times New Roman" w:cs="Times New Roman" w:eastAsia="Times New Roman"/>
+          <w:b w:val="0"/>
+          <w:i w:val="0"/>
+          <w:color w:val="000000"/>
+          <w:sz w:val="28"/>
+        </w:rPr>
+        <w:t>Нажмите «Переслать», выберите получателей, назначение и вложения. Используйте фильтры организации, компании и должности. Предупреждение требует выбрать хотя бы одно вложение. Комментарий увидят все получатели и бюро, не только выбранные адресаты. Отозванная заявка пересылается только для просмотра.</w:t>
+      </w:r>
+    </w:p>
+    <w:p>
+      <w:r>
+        <w:rPr>
+          <w:rFonts w:ascii="Times New Roman" w:hAnsi="Times New Roman" w:cs="Times New Roman" w:eastAsia="Times New Roman"/>
+          <w:b w:val="0"/>
+          <w:i w:val="0"/>
+          <w:color w:val="000000"/>
+          <w:sz w:val="28"/>
+        </w:rPr>
+        <w:t>После отправки проверьте историю: «Переслал(-а)», кому назначено согласование/просмотр, какие материалы отправлены и с каким комментарием. Старая запись без проверяемых получателей покажет «Сведения о получателях недоступны»; это ограничение старой истории, а не повод раскрывать исходные имена.</w:t>
+      </w:r>
+    </w:p>
+    <w:p>
+      <w:pPr>
+        <w:keepNext/>
+        <w:spacing w:before="120" w:after="40"/>
+        <w:ind w:firstLine="0"/>
+        <w:jc w:val="center"/>
+      </w:pPr>
+      <w:r>
+        <w:drawing>
+          <wp:inline xmlns:a="http://schemas.openxmlformats.org/drawingml/2006/main" xmlns:pic="http://schemas.openxmlformats.org/drawingml/2006/picture">
+            <wp:extent cx="5940000" cy="3801599"/>
+            <wp:docPr id="15" name="Picture 15"/>
+            <wp:cNvGraphicFramePr>
+              <a:graphicFrameLocks noChangeAspect="1"/>
+            </wp:cNvGraphicFramePr>
+            <a:graphic>
+              <a:graphicData uri="http://schemas.openxmlformats.org/drawingml/2006/picture">
+                <pic:pic>
+                  <pic:nvPicPr>
+                    <pic:cNvPr id="0" name="forward-history-padded.png"/>
+                    <pic:cNvPicPr/>
+                  </pic:nvPicPr>
+                  <pic:blipFill>
+                    <a:blip r:embed="rId25"/>
+                    <a:stretch>
+                      <a:fillRect/>
+                    </a:stretch>
+                  </pic:blipFill>
+                  <pic:spPr>
+                    <a:xfrm>
+                      <a:off x="0" y="0"/>
+                      <a:ext cx="5940000" cy="3801599"/>
+                    </a:xfrm>
+                    <a:prstGeom prst="rect"/>
+                  </pic:spPr>
+                </pic:pic>
+              </a:graphicData>
+            </a:graphic>
+          </wp:inline>
+        </w:drawing>
+      </w:r>
+    </w:p>
+    <w:p>
+      <w:pPr>
+        <w:keepNext w:val="0"/>
+        <w:spacing w:line="240" w:lineRule="auto" w:before="40" w:after="200"/>
+        <w:ind w:firstLine="0"/>
+        <w:jc w:val="center"/>
+      </w:pPr>
+      <w:r>
+        <w:rPr>
+          <w:rFonts w:ascii="Times New Roman" w:hAnsi="Times New Roman" w:cs="Times New Roman" w:eastAsia="Times New Roman"/>
+          <w:b w:val="0"/>
+          <w:i/>
+          <w:color w:val="000000"/>
+          <w:sz w:val="24"/>
+        </w:rPr>
+        <w:t>Рисунок 15.7 — История пересылки с получателями и назначениями</w:t>
+      </w:r>
+    </w:p>
+    <w:p>
+      <w:r>
+        <w:br w:type="page"/>
+      </w:r>
+    </w:p>
+    <w:p>
+      <w:pPr>
+        <w:pStyle w:val="Heading1"/>
+        <w:ind w:firstLine="0"/>
+      </w:pPr>
+      <w:r>
+        <w:rPr>
+          <w:rFonts w:ascii="Times New Roman" w:hAnsi="Times New Roman" w:cs="Times New Roman" w:eastAsia="Times New Roman"/>
+          <w:b/>
+          <w:i w:val="0"/>
+          <w:color w:val="000000"/>
+          <w:sz w:val="32"/>
+        </w:rPr>
+        <w:t>ЛИСТ РЕГИСТРАЦИИ ИЗМЕНЕНИЙ</w:t>
+      </w:r>
+    </w:p>
+    <w:p>
+      <w:r>
+        <w:rPr>
+          <w:rFonts w:ascii="Times New Roman" w:hAnsi="Times New Roman" w:cs="Times New Roman" w:eastAsia="Times New Roman"/>
+          <w:b w:val="0"/>
+          <w:i w:val="0"/>
+          <w:color w:val="000000"/>
+          <w:sz w:val="28"/>
+        </w:rPr>
+        <w:t>В таблице фиксируются изменения документа. Версия повышается при выпуске новой редакции: вторая цифра при уточнениях и дополнениях, первая при переработке структуры или существенном изменении требований.</w:t>
+      </w:r>
+    </w:p>
+    <w:p>
+      <w:pPr>
+        <w:keepNext/>
+        <w:spacing w:line="240" w:lineRule="auto" w:before="160" w:after="80"/>
+        <w:ind w:firstLine="0"/>
+        <w:jc w:val="left"/>
+      </w:pPr>
+      <w:r>
+        <w:rPr>
+          <w:rFonts w:ascii="Times New Roman" w:hAnsi="Times New Roman" w:cs="Times New Roman" w:eastAsia="Times New Roman"/>
+          <w:b w:val="0"/>
+          <w:i/>
+          <w:color w:val="000000"/>
+          <w:sz w:val="24"/>
+        </w:rPr>
+        <w:t>Таблица И.1 — Регистрация изменений</w:t>
+      </w:r>
+    </w:p>
+    <w:tbl>
+      <w:tblPr>
+        <w:tblStyle w:val="TableGrid"/>
+        <w:tblW w:type="auto" w:w="0"/>
+        <w:jc w:val="center"/>
+        <w:tblLayout w:type="fixed"/>
+        <w:tblLook w:firstColumn="1" w:firstRow="1" w:lastColumn="0" w:lastRow="0" w:noHBand="0" w:noVBand="1" w:val="04A0"/>
+        <w:tblLayout w:type="fixed"/>
+      </w:tblPr>
+      <w:tblGrid>
+        <w:gridCol w:w="1134"/>
+        <w:gridCol w:w="1701"/>
+        <w:gridCol w:w="5670"/>
+        <w:gridCol w:w="850"/>
+      </w:tblGrid>
+      <w:tr>
+        <w:trPr>
+          <w:tblHeader w:val="true"/>
+          <w:cantSplit w:val="true"/>
+        </w:trPr>
+        <w:tc>
+          <w:tcPr>
+            <w:tcW w:type="dxa" w:w="1134"/>
+            <w:shd w:val="clear" w:fill="E8E8E8"/>
+          </w:tcPr>
+          <w:p>
+            <w:pPr>
+              <w:keepNext/>
+              <w:spacing w:line="240" w:lineRule="auto" w:after="0"/>
+              <w:ind w:firstLine="0"/>
+              <w:jc w:val="left"/>
+            </w:pPr>
+            <w:r>
+              <w:rPr>
+                <w:rFonts w:ascii="Times New Roman" w:hAnsi="Times New Roman" w:cs="Times New Roman" w:eastAsia="Times New Roman"/>
+                <w:b/>
+                <w:i w:val="0"/>
+                <w:color w:val="000000"/>
+                <w:sz w:val="24"/>
+              </w:rPr>
+              <w:t>Версия</w:t>
+            </w:r>
+          </w:p>
+        </w:tc>
+        <w:tc>
+          <w:tcPr>
+            <w:tcW w:type="dxa" w:w="1701"/>
+            <w:shd w:val="clear" w:fill="E8E8E8"/>
+          </w:tcPr>
+          <w:p>
+            <w:pPr>
+              <w:keepNext/>
+              <w:spacing w:line="240" w:lineRule="auto" w:after="0"/>
+              <w:ind w:firstLine="0"/>
+              <w:jc w:val="left"/>
+            </w:pPr>
+            <w:r>
+              <w:rPr>
+                <w:rFonts w:ascii="Times New Roman" w:hAnsi="Times New Roman" w:cs="Times New Roman" w:eastAsia="Times New Roman"/>
+                <w:b/>
+                <w:i w:val="0"/>
+                <w:color w:val="000000"/>
+                <w:sz w:val="24"/>
+              </w:rPr>
+              <w:t>Дата</w:t>
+            </w:r>
+          </w:p>
+        </w:tc>
+        <w:tc>
+          <w:tcPr>
+            <w:tcW w:type="dxa" w:w="5669"/>
+            <w:shd w:val="clear" w:fill="E8E8E8"/>
+          </w:tcPr>
+          <w:p>
+            <w:pPr>
+              <w:keepNext/>
+              <w:spacing w:line="240" w:lineRule="auto" w:after="0"/>
+              <w:ind w:firstLine="0"/>
+              <w:jc w:val="left"/>
+            </w:pPr>
+            <w:r>
+              <w:rPr>
+                <w:rFonts w:ascii="Times New Roman" w:hAnsi="Times New Roman" w:cs="Times New Roman" w:eastAsia="Times New Roman"/>
+                <w:b/>
+                <w:i w:val="0"/>
+                <w:color w:val="000000"/>
+                <w:sz w:val="24"/>
+              </w:rPr>
+              <w:t>Содержание изменения</w:t>
+            </w:r>
+          </w:p>
+        </w:tc>
+        <w:tc>
+          <w:tcPr>
+            <w:tcW w:type="dxa" w:w="850"/>
+            <w:shd w:val="clear" w:fill="E8E8E8"/>
+          </w:tcPr>
+          <w:p>
+            <w:pPr>
+              <w:keepNext/>
+              <w:spacing w:line="240" w:lineRule="auto" w:after="0"/>
+              <w:ind w:firstLine="0"/>
+              <w:jc w:val="left"/>
+            </w:pPr>
+            <w:r>
+              <w:rPr>
+                <w:rFonts w:ascii="Times New Roman" w:hAnsi="Times New Roman" w:cs="Times New Roman" w:eastAsia="Times New Roman"/>
+                <w:b/>
+                <w:i w:val="0"/>
+                <w:color w:val="000000"/>
+                <w:sz w:val="24"/>
+              </w:rPr>
+              <w:t>Внёс</w:t>
+            </w:r>
+          </w:p>
+        </w:tc>
+      </w:tr>
+      <w:tr>
+        <w:trPr>
+          <w:cantSplit w:val="true"/>
+        </w:trPr>
+        <w:tc>
+          <w:tcPr>
+            <w:tcW w:type="dxa" w:w="1134"/>
+          </w:tcPr>
+          <w:p>
+            <w:pPr>
+              <w:spacing w:line="240" w:lineRule="auto" w:after="0"/>
+              <w:ind w:firstLine="0"/>
+              <w:jc w:val="left"/>
+            </w:pPr>
+            <w:r>
+              <w:rPr>
+                <w:rFonts w:ascii="Times New Roman" w:hAnsi="Times New Roman" w:cs="Times New Roman" w:eastAsia="Times New Roman"/>
+                <w:b w:val="0"/>
+                <w:i w:val="0"/>
+                <w:color w:val="000000"/>
+                <w:sz w:val="24"/>
+              </w:rPr>
+              <w:t>1.0</w:t>
+            </w:r>
+          </w:p>
+        </w:tc>
+        <w:tc>
+          <w:tcPr>
+            <w:tcW w:type="dxa" w:w="1701"/>
+          </w:tcPr>
+          <w:p>
+            <w:pPr>
+              <w:spacing w:line="240" w:lineRule="auto" w:after="0"/>
+              <w:ind w:firstLine="0"/>
+              <w:jc w:val="left"/>
+            </w:pPr>
+            <w:r>
+              <w:rPr>
+                <w:rFonts w:ascii="Times New Roman" w:hAnsi="Times New Roman" w:cs="Times New Roman" w:eastAsia="Times New Roman"/>
+                <w:b w:val="0"/>
+                <w:i w:val="0"/>
+                <w:color w:val="000000"/>
+                <w:sz w:val="24"/>
+              </w:rPr>
+              <w:t>11.08.2026</w:t>
+            </w:r>
+          </w:p>
+        </w:tc>
+        <w:tc>
+          <w:tcPr>
+            <w:tcW w:type="dxa" w:w="5669"/>
+          </w:tcPr>
+          <w:p>
+            <w:pPr>
+              <w:spacing w:line="240" w:lineRule="auto" w:after="0"/>
+              <w:ind w:firstLine="0"/>
+              <w:jc w:val="left"/>
+            </w:pPr>
+            <w:r>
+              <w:rPr>
+                <w:rFonts w:ascii="Times New Roman" w:hAnsi="Times New Roman" w:cs="Times New Roman" w:eastAsia="Times New Roman"/>
+                <w:b w:val="0"/>
+                <w:i w:val="0"/>
+                <w:color w:val="000000"/>
+                <w:sz w:val="24"/>
+              </w:rPr>
+              <w:t>Первая редакция</w:t>
+            </w:r>
+          </w:p>
+        </w:tc>
+        <w:tc>
+          <w:tcPr>
+            <w:tcW w:type="dxa" w:w="850"/>
+          </w:tcPr>
+          <w:p>
+            <w:pPr>
+              <w:spacing w:line="240" w:lineRule="auto" w:after="0"/>
+              <w:ind w:firstLine="0"/>
+              <w:jc w:val="left"/>
+            </w:pPr>
+          </w:p>
+        </w:tc>
+      </w:tr>
+      <w:tr>
+        <w:trPr>
+          <w:cantSplit w:val="true"/>
+        </w:trPr>
+        <w:tc>
+          <w:tcPr>
+            <w:tcW w:type="dxa" w:w="1134"/>
+          </w:tcPr>
+          <w:p>
+            <w:pPr>
+              <w:spacing w:line="240" w:lineRule="auto" w:after="0"/>
+              <w:ind w:firstLine="0"/>
+              <w:jc w:val="left"/>
+            </w:pPr>
+            <w:r>
+              <w:rPr>
+                <w:rFonts w:ascii="Times New Roman" w:hAnsi="Times New Roman" w:cs="Times New Roman" w:eastAsia="Times New Roman"/>
+                <w:b w:val="0"/>
+                <w:i w:val="0"/>
+                <w:color w:val="000000"/>
+                <w:sz w:val="24"/>
+              </w:rPr>
+              <w:t>1.1</w:t>
+            </w:r>
+          </w:p>
+        </w:tc>
+        <w:tc>
+          <w:tcPr>
+            <w:tcW w:type="dxa" w:w="1701"/>
+          </w:tcPr>
+          <w:p>
+            <w:pPr>
+              <w:spacing w:line="240" w:lineRule="auto" w:after="0"/>
+              <w:ind w:firstLine="0"/>
+              <w:jc w:val="left"/>
+            </w:pPr>
+            <w:r>
+              <w:rPr>
+                <w:rFonts w:ascii="Times New Roman" w:hAnsi="Times New Roman" w:cs="Times New Roman" w:eastAsia="Times New Roman"/>
+                <w:b w:val="0"/>
+                <w:i w:val="0"/>
+                <w:color w:val="000000"/>
+                <w:sz w:val="24"/>
+              </w:rPr>
+              <w:t>12.08.2026</w:t>
+            </w:r>
+          </w:p>
+        </w:tc>
+        <w:tc>
+          <w:tcPr>
+            <w:tcW w:type="dxa" w:w="5669"/>
+          </w:tcPr>
+          <w:p>
+            <w:pPr>
+              <w:spacing w:line="240" w:lineRule="auto" w:after="0"/>
+              <w:ind w:firstLine="0"/>
+              <w:jc w:val="left"/>
+            </w:pPr>
+            <w:r>
+              <w:rPr>
+                <w:rFonts w:ascii="Times New Roman" w:hAnsi="Times New Roman" w:cs="Times New Roman" w:eastAsia="Times New Roman"/>
+                <w:b w:val="0"/>
+                <w:i w:val="0"/>
+                <w:color w:val="000000"/>
+                <w:sz w:val="24"/>
+              </w:rPr>
+              <w:t>Добавлен раздел о том, кто видит заявку: участники с ролями и контактами, круг получателей при пересылке</w:t>
+            </w:r>
+          </w:p>
+        </w:tc>
+        <w:tc>
+          <w:tcPr>
+            <w:tcW w:type="dxa" w:w="850"/>
+          </w:tcPr>
+          <w:p>
+            <w:pPr>
+              <w:spacing w:line="240" w:lineRule="auto" w:after="0"/>
+              <w:ind w:firstLine="0"/>
+              <w:jc w:val="left"/>
+            </w:pPr>
+          </w:p>
+        </w:tc>
+      </w:tr>
+      <w:tr>
+        <w:trPr>
+          <w:cantSplit w:val="true"/>
+        </w:trPr>
+        <w:tc>
+          <w:tcPr>
+            <w:tcW w:type="dxa" w:w="1134"/>
+          </w:tcPr>
+          <w:p>
+            <w:pPr>
+              <w:spacing w:line="240" w:lineRule="auto" w:after="0"/>
+              <w:ind w:firstLine="0"/>
+              <w:jc w:val="left"/>
+            </w:pPr>
+            <w:r>
+              <w:rPr>
+                <w:rFonts w:ascii="Times New Roman" w:hAnsi="Times New Roman" w:cs="Times New Roman" w:eastAsia="Times New Roman"/>
+                <w:b w:val="0"/>
+                <w:i w:val="0"/>
+                <w:color w:val="000000"/>
+                <w:sz w:val="24"/>
+              </w:rPr>
+              <w:t>1.2</w:t>
+            </w:r>
+          </w:p>
+        </w:tc>
+        <w:tc>
+          <w:tcPr>
+            <w:tcW w:type="dxa" w:w="1701"/>
+          </w:tcPr>
+          <w:p>
+            <w:pPr>
+              <w:spacing w:line="240" w:lineRule="auto" w:after="0"/>
+              <w:ind w:firstLine="0"/>
+              <w:jc w:val="left"/>
+            </w:pPr>
+            <w:r>
+              <w:rPr>
+                <w:rFonts w:ascii="Times New Roman" w:hAnsi="Times New Roman" w:cs="Times New Roman" w:eastAsia="Times New Roman"/>
+                <w:b w:val="0"/>
+                <w:i w:val="0"/>
+                <w:color w:val="000000"/>
+                <w:sz w:val="24"/>
+              </w:rPr>
+              <w:t>13.08.2026</w:t>
+            </w:r>
+          </w:p>
+        </w:tc>
+        <w:tc>
+          <w:tcPr>
+            <w:tcW w:type="dxa" w:w="5669"/>
+          </w:tcPr>
+          <w:p>
+            <w:pPr>
+              <w:spacing w:line="240" w:lineRule="auto" w:after="0"/>
+              <w:ind w:firstLine="0"/>
+              <w:jc w:val="left"/>
+            </w:pPr>
+            <w:r>
+              <w:rPr>
+                <w:rFonts w:ascii="Times New Roman" w:hAnsi="Times New Roman" w:cs="Times New Roman" w:eastAsia="Times New Roman"/>
+                <w:b w:val="0"/>
+                <w:i w:val="0"/>
+                <w:color w:val="000000"/>
+                <w:sz w:val="24"/>
+              </w:rPr>
+              <w:t>Уточнено описание роли согласующего вслед за руководством согласующего: заявки, ответственным за согласование которых работник является, а не «своей организации». Уточнено положение поля «Комментарий»: на компьютере - в правой колонке карточки, на телефоне - сразу под шапкой</w:t>
+            </w:r>
+          </w:p>
+        </w:tc>
+        <w:tc>
+          <w:tcPr>
+            <w:tcW w:type="dxa" w:w="850"/>
+          </w:tcPr>
+          <w:p>
+            <w:pPr>
+              <w:spacing w:line="240" w:lineRule="auto" w:after="0"/>
+              <w:ind w:firstLine="0"/>
+              <w:jc w:val="left"/>
+            </w:pPr>
+          </w:p>
+        </w:tc>
+      </w:tr>
+      <w:tr>
+        <w:trPr>
+          <w:cantSplit w:val="true"/>
+        </w:trPr>
+        <w:tc>
+          <w:tcPr>
+            <w:tcW w:type="dxa" w:w="1134"/>
+          </w:tcPr>
+          <w:p>
+            <w:pPr>
+              <w:spacing w:line="240" w:lineRule="auto" w:after="0"/>
+              <w:ind w:firstLine="0"/>
+              <w:jc w:val="left"/>
+            </w:pPr>
+            <w:r>
+              <w:rPr>
+                <w:rFonts w:ascii="Times New Roman" w:hAnsi="Times New Roman" w:cs="Times New Roman" w:eastAsia="Times New Roman"/>
+                <w:b w:val="0"/>
+                <w:i w:val="0"/>
+                <w:color w:val="000000"/>
+                <w:sz w:val="24"/>
+              </w:rPr>
+              <w:t>1.3</w:t>
+            </w:r>
+          </w:p>
+        </w:tc>
+        <w:tc>
+          <w:tcPr>
+            <w:tcW w:type="dxa" w:w="1701"/>
+          </w:tcPr>
+          <w:p>
+            <w:pPr>
+              <w:spacing w:line="240" w:lineRule="auto" w:after="0"/>
+              <w:ind w:firstLine="0"/>
+              <w:jc w:val="left"/>
+            </w:pPr>
+            <w:r>
+              <w:rPr>
+                <w:rFonts w:ascii="Times New Roman" w:hAnsi="Times New Roman" w:cs="Times New Roman" w:eastAsia="Times New Roman"/>
+                <w:b w:val="0"/>
+                <w:i w:val="0"/>
+                <w:color w:val="000000"/>
+                <w:sz w:val="24"/>
+              </w:rPr>
+              <w:t>14.08.2026</w:t>
+            </w:r>
+          </w:p>
+        </w:tc>
+        <w:tc>
+          <w:tcPr>
+            <w:tcW w:type="dxa" w:w="5669"/>
+          </w:tcPr>
+          <w:p>
+            <w:pPr>
+              <w:spacing w:line="240" w:lineRule="auto" w:after="0"/>
+              <w:ind w:firstLine="0"/>
+              <w:jc w:val="left"/>
+            </w:pPr>
+            <w:r>
+              <w:rPr>
+                <w:rFonts w:ascii="Times New Roman" w:hAnsi="Times New Roman" w:cs="Times New Roman" w:eastAsia="Times New Roman"/>
+                <w:b w:val="0"/>
+                <w:i w:val="0"/>
+                <w:color w:val="000000"/>
+                <w:sz w:val="24"/>
+              </w:rPr>
+              <w:t>Лист условий использования сокращён и смягчён: оставлены принадлежность прав, запрет передачи третьим лицам и отсутствие лицензии; убраны срок действия ограничений, требования письменного согласия и подтверждения уничтожения копий</w:t>
+            </w:r>
+          </w:p>
+        </w:tc>
+        <w:tc>
+          <w:tcPr>
+            <w:tcW w:type="dxa" w:w="850"/>
+          </w:tcPr>
+          <w:p>
+            <w:pPr>
+              <w:spacing w:line="240" w:lineRule="auto" w:after="0"/>
+              <w:ind w:firstLine="0"/>
+              <w:jc w:val="left"/>
+            </w:pPr>
+          </w:p>
+        </w:tc>
+      </w:tr>
+      <w:tr>
+        <w:trPr>
+          <w:cantSplit w:val="true"/>
+        </w:trPr>
+        <w:tc>
+          <w:tcPr>
+            <w:tcW w:type="dxa" w:w="1134"/>
+          </w:tcPr>
+          <w:p>
+            <w:pPr>
+              <w:spacing w:line="240" w:lineRule="auto" w:after="0"/>
+              <w:ind w:firstLine="0"/>
+              <w:jc w:val="left"/>
+            </w:pPr>
+            <w:r>
+              <w:rPr>
+                <w:rFonts w:ascii="Times New Roman" w:hAnsi="Times New Roman" w:cs="Times New Roman" w:eastAsia="Times New Roman"/>
+                <w:b w:val="0"/>
+                <w:i w:val="0"/>
+                <w:color w:val="000000"/>
+                <w:sz w:val="24"/>
+              </w:rPr>
+              <w:t>1.4</w:t>
+            </w:r>
+          </w:p>
+        </w:tc>
+        <w:tc>
+          <w:tcPr>
+            <w:tcW w:type="dxa" w:w="1701"/>
+          </w:tcPr>
+          <w:p>
+            <w:pPr>
+              <w:spacing w:line="240" w:lineRule="auto" w:after="0"/>
+              <w:ind w:firstLine="0"/>
+              <w:jc w:val="left"/>
+            </w:pPr>
+            <w:r>
+              <w:rPr>
+                <w:rFonts w:ascii="Times New Roman" w:hAnsi="Times New Roman" w:cs="Times New Roman" w:eastAsia="Times New Roman"/>
+                <w:b w:val="0"/>
+                <w:i w:val="0"/>
+                <w:color w:val="000000"/>
+                <w:sz w:val="24"/>
+              </w:rPr>
+              <w:t>14.08.2026</w:t>
+            </w:r>
+          </w:p>
+        </w:tc>
+        <w:tc>
+          <w:tcPr>
+            <w:tcW w:type="dxa" w:w="5669"/>
+          </w:tcPr>
+          <w:p>
+            <w:pPr>
+              <w:spacing w:line="240" w:lineRule="auto" w:after="0"/>
+              <w:ind w:firstLine="0"/>
+              <w:jc w:val="left"/>
+            </w:pPr>
+            <w:r>
+              <w:rPr>
+                <w:rFonts w:ascii="Times New Roman" w:hAnsi="Times New Roman" w:cs="Times New Roman" w:eastAsia="Times New Roman"/>
+                <w:b w:val="0"/>
+                <w:i w:val="0"/>
+                <w:color w:val="000000"/>
+                <w:sz w:val="24"/>
+              </w:rPr>
+              <w:t>Свойства файла заполнены выходными данными документа: прежде в них стояли служебные значения средства сборки</w:t>
+            </w:r>
+          </w:p>
+        </w:tc>
+        <w:tc>
+          <w:tcPr>
+            <w:tcW w:type="dxa" w:w="850"/>
+          </w:tcPr>
+          <w:p>
+            <w:pPr>
+              <w:spacing w:line="240" w:lineRule="auto" w:after="0"/>
+              <w:ind w:firstLine="0"/>
+              <w:jc w:val="left"/>
+            </w:pPr>
+          </w:p>
+        </w:tc>
+      </w:tr>
+      <w:tr>
+        <w:trPr>
+          <w:cantSplit w:val="true"/>
+        </w:trPr>
+        <w:tc>
+          <w:tcPr>
+            <w:tcW w:type="dxa" w:w="1134"/>
+          </w:tcPr>
+          <w:p>
+            <w:pPr>
+              <w:spacing w:line="240" w:lineRule="auto" w:after="0"/>
+              <w:ind w:firstLine="0"/>
+              <w:jc w:val="left"/>
+            </w:pPr>
+            <w:r>
+              <w:rPr>
+                <w:rFonts w:ascii="Times New Roman" w:hAnsi="Times New Roman" w:cs="Times New Roman" w:eastAsia="Times New Roman"/>
+                <w:b w:val="0"/>
+                <w:i w:val="0"/>
+                <w:color w:val="000000"/>
+                <w:sz w:val="24"/>
+              </w:rPr>
+              <w:t>1.5</w:t>
+            </w:r>
+          </w:p>
+        </w:tc>
+        <w:tc>
+          <w:tcPr>
+            <w:tcW w:type="dxa" w:w="1701"/>
+          </w:tcPr>
+          <w:p>
+            <w:pPr>
+              <w:spacing w:line="240" w:lineRule="auto" w:after="0"/>
+              <w:ind w:firstLine="0"/>
+              <w:jc w:val="left"/>
+            </w:pPr>
+            <w:r>
+              <w:rPr>
+                <w:rFonts w:ascii="Times New Roman" w:hAnsi="Times New Roman" w:cs="Times New Roman" w:eastAsia="Times New Roman"/>
+                <w:b w:val="0"/>
+                <w:i w:val="0"/>
+                <w:color w:val="000000"/>
+                <w:sz w:val="24"/>
+              </w:rPr>
+              <w:t>14.08.2026</w:t>
+            </w:r>
+          </w:p>
+        </w:tc>
+        <w:tc>
+          <w:tcPr>
+            <w:tcW w:type="dxa" w:w="5669"/>
+          </w:tcPr>
+          <w:p>
+            <w:pPr>
+              <w:spacing w:line="240" w:lineRule="auto" w:after="0"/>
+              <w:ind w:firstLine="0"/>
+              <w:jc w:val="left"/>
+            </w:pPr>
+            <w:r>
+              <w:rPr>
+                <w:rFonts w:ascii="Times New Roman" w:hAnsi="Times New Roman" w:cs="Times New Roman" w:eastAsia="Times New Roman"/>
+                <w:b w:val="0"/>
+                <w:i w:val="0"/>
+                <w:color w:val="000000"/>
+                <w:sz w:val="24"/>
+              </w:rPr>
+              <w:t>Добавлен раздел о пометках чёрного списка и составе заявки: подтверждение пропуска, удаление строки из поданной заявки с причиной, перечёркнутые строки под запретом</w:t>
+            </w:r>
+          </w:p>
+        </w:tc>
+        <w:tc>
+          <w:tcPr>
+            <w:tcW w:type="dxa" w:w="850"/>
+          </w:tcPr>
+          <w:p>
+            <w:pPr>
+              <w:spacing w:line="240" w:lineRule="auto" w:after="0"/>
+              <w:ind w:firstLine="0"/>
+              <w:jc w:val="left"/>
+            </w:pPr>
+          </w:p>
+        </w:tc>
+      </w:tr>
+      <w:tr>
+        <w:trPr>
+          <w:cantSplit w:val="true"/>
+        </w:trPr>
+        <w:tc>
+          <w:tcPr>
+            <w:tcW w:type="dxa" w:w="1134"/>
+          </w:tcPr>
+          <w:p>
+            <w:pPr>
+              <w:spacing w:line="240" w:lineRule="auto" w:after="0"/>
+              <w:ind w:firstLine="0"/>
+              <w:jc w:val="left"/>
+            </w:pPr>
+            <w:r>
+              <w:rPr>
+                <w:rFonts w:ascii="Times New Roman" w:hAnsi="Times New Roman" w:cs="Times New Roman" w:eastAsia="Times New Roman"/>
+                <w:b w:val="0"/>
+                <w:i w:val="0"/>
+                <w:color w:val="000000"/>
+                <w:sz w:val="24"/>
+              </w:rPr>
+              <w:t>1.6</w:t>
+            </w:r>
+          </w:p>
+        </w:tc>
+        <w:tc>
+          <w:tcPr>
+            <w:tcW w:type="dxa" w:w="1701"/>
+          </w:tcPr>
+          <w:p>
+            <w:pPr>
+              <w:spacing w:line="240" w:lineRule="auto" w:after="0"/>
+              <w:ind w:firstLine="0"/>
+              <w:jc w:val="left"/>
+            </w:pPr>
+            <w:r>
+              <w:rPr>
+                <w:rFonts w:ascii="Times New Roman" w:hAnsi="Times New Roman" w:cs="Times New Roman" w:eastAsia="Times New Roman"/>
+                <w:b w:val="0"/>
+                <w:i w:val="0"/>
+                <w:color w:val="000000"/>
+                <w:sz w:val="24"/>
+              </w:rPr>
+              <w:t>15.08.2026</w:t>
+            </w:r>
+          </w:p>
+        </w:tc>
+        <w:tc>
+          <w:tcPr>
+            <w:tcW w:type="dxa" w:w="5669"/>
+          </w:tcPr>
+          <w:p>
+            <w:pPr>
+              <w:spacing w:line="240" w:lineRule="auto" w:after="0"/>
+              <w:ind w:firstLine="0"/>
+              <w:jc w:val="left"/>
+            </w:pPr>
+            <w:r>
+              <w:rPr>
+                <w:rFonts w:ascii="Times New Roman" w:hAnsi="Times New Roman" w:cs="Times New Roman" w:eastAsia="Times New Roman"/>
+                <w:b w:val="0"/>
+                <w:i w:val="0"/>
+                <w:color w:val="000000"/>
+                <w:sz w:val="24"/>
+              </w:rPr>
+              <w:t>Описана сдвоенная кнопка «Принять» и меню под стрелкой, откуда убирают строку; добавлено, что пометка гаснет вместе со снятым запретом</w:t>
+            </w:r>
+          </w:p>
+        </w:tc>
+        <w:tc>
+          <w:tcPr>
+            <w:tcW w:type="dxa" w:w="850"/>
+          </w:tcPr>
+          <w:p>
+            <w:pPr>
+              <w:spacing w:line="240" w:lineRule="auto" w:after="0"/>
+              <w:ind w:firstLine="0"/>
+              <w:jc w:val="left"/>
+            </w:pPr>
+          </w:p>
+        </w:tc>
+      </w:tr>
+      <w:tr>
+        <w:trPr>
+          <w:cantSplit w:val="true"/>
+        </w:trPr>
+        <w:tc>
+          <w:tcPr>
+            <w:tcW w:type="dxa" w:w="1134"/>
+          </w:tcPr>
+          <w:p>
+            <w:pPr>
+              <w:spacing w:line="240" w:lineRule="auto" w:after="0"/>
+              <w:ind w:firstLine="0"/>
+              <w:jc w:val="left"/>
+            </w:pPr>
+            <w:r>
+              <w:rPr>
+                <w:rFonts w:ascii="Times New Roman" w:hAnsi="Times New Roman" w:cs="Times New Roman" w:eastAsia="Times New Roman"/>
+                <w:b w:val="0"/>
+                <w:i w:val="0"/>
+                <w:color w:val="000000"/>
+                <w:sz w:val="24"/>
+              </w:rPr>
+              <w:t>1.7</w:t>
+            </w:r>
+          </w:p>
+        </w:tc>
+        <w:tc>
+          <w:tcPr>
+            <w:tcW w:type="dxa" w:w="1701"/>
+          </w:tcPr>
+          <w:p>
+            <w:pPr>
+              <w:spacing w:line="240" w:lineRule="auto" w:after="0"/>
+              <w:ind w:firstLine="0"/>
+              <w:jc w:val="left"/>
+            </w:pPr>
+            <w:r>
+              <w:rPr>
+                <w:rFonts w:ascii="Times New Roman" w:hAnsi="Times New Roman" w:cs="Times New Roman" w:eastAsia="Times New Roman"/>
+                <w:b w:val="0"/>
+                <w:i w:val="0"/>
+                <w:color w:val="000000"/>
+                <w:sz w:val="24"/>
+              </w:rPr>
+              <w:t>21.08.2026</w:t>
+            </w:r>
+          </w:p>
+        </w:tc>
+        <w:tc>
+          <w:tcPr>
+            <w:tcW w:type="dxa" w:w="5669"/>
+          </w:tcPr>
+          <w:p>
+            <w:pPr>
+              <w:spacing w:line="240" w:lineRule="auto" w:after="0"/>
+              <w:ind w:firstLine="0"/>
+              <w:jc w:val="left"/>
+            </w:pPr>
+            <w:r>
+              <w:rPr>
+                <w:rFonts w:ascii="Times New Roman" w:hAnsi="Times New Roman" w:cs="Times New Roman" w:eastAsia="Times New Roman"/>
+                <w:b w:val="0"/>
+                <w:i w:val="0"/>
+                <w:color w:val="000000"/>
+                <w:sz w:val="24"/>
+              </w:rPr>
+              <w:t>Описан выбор наполнения бланка при скачивании и условие, при котором доступна вкладка сохранённого файла</w:t>
+            </w:r>
+          </w:p>
+        </w:tc>
+        <w:tc>
+          <w:tcPr>
+            <w:tcW w:type="dxa" w:w="850"/>
+          </w:tcPr>
+          <w:p>
+            <w:pPr>
+              <w:spacing w:line="240" w:lineRule="auto" w:after="0"/>
+              <w:ind w:firstLine="0"/>
+              <w:jc w:val="left"/>
+            </w:pPr>
+          </w:p>
+        </w:tc>
+      </w:tr>
+      <w:tr>
+        <w:trPr>
+          <w:cantSplit w:val="true"/>
+        </w:trPr>
+        <w:tc>
+          <w:tcPr>
+            <w:tcW w:type="dxa" w:w="1134"/>
+          </w:tcPr>
+          <w:p>
+            <w:pPr>
+              <w:spacing w:line="240" w:lineRule="auto" w:after="0"/>
+              <w:ind w:firstLine="0"/>
+              <w:jc w:val="left"/>
+            </w:pPr>
+            <w:r>
+              <w:rPr>
+                <w:rFonts w:ascii="Times New Roman" w:hAnsi="Times New Roman" w:cs="Times New Roman" w:eastAsia="Times New Roman"/>
+                <w:b w:val="0"/>
+                <w:i w:val="0"/>
+                <w:color w:val="000000"/>
+                <w:sz w:val="24"/>
+              </w:rPr>
+              <w:t>1.8</w:t>
+            </w:r>
+          </w:p>
+        </w:tc>
+        <w:tc>
+          <w:tcPr>
+            <w:tcW w:type="dxa" w:w="1701"/>
+          </w:tcPr>
+          <w:p>
+            <w:pPr>
+              <w:spacing w:line="240" w:lineRule="auto" w:after="0"/>
+              <w:ind w:firstLine="0"/>
+              <w:jc w:val="left"/>
+            </w:pPr>
+            <w:r>
+              <w:rPr>
+                <w:rFonts w:ascii="Times New Roman" w:hAnsi="Times New Roman" w:cs="Times New Roman" w:eastAsia="Times New Roman"/>
+                <w:b w:val="0"/>
+                <w:i w:val="0"/>
+                <w:color w:val="000000"/>
+                <w:sz w:val="24"/>
+              </w:rPr>
+              <w:t>21.08.2026</w:t>
+            </w:r>
+          </w:p>
+        </w:tc>
+        <w:tc>
+          <w:tcPr>
+            <w:tcW w:type="dxa" w:w="5669"/>
+          </w:tcPr>
+          <w:p>
+            <w:pPr>
+              <w:spacing w:line="240" w:lineRule="auto" w:after="0"/>
+              <w:ind w:firstLine="0"/>
+              <w:jc w:val="left"/>
+            </w:pPr>
+            <w:r>
+              <w:rPr>
+                <w:rFonts w:ascii="Times New Roman" w:hAnsi="Times New Roman" w:cs="Times New Roman" w:eastAsia="Times New Roman"/>
+                <w:b w:val="0"/>
+                <w:i w:val="0"/>
+                <w:color w:val="000000"/>
+                <w:sz w:val="24"/>
+              </w:rPr>
+              <w:t>Наполнение бланка описано переключателем, убрано упоминание вкладки сохранённого файла</w:t>
+            </w:r>
+          </w:p>
+        </w:tc>
+        <w:tc>
+          <w:tcPr>
+            <w:tcW w:type="dxa" w:w="850"/>
+          </w:tcPr>
+          <w:p>
+            <w:pPr>
+              <w:spacing w:line="240" w:lineRule="auto" w:after="0"/>
+              <w:ind w:firstLine="0"/>
+              <w:jc w:val="left"/>
+            </w:pPr>
+          </w:p>
+        </w:tc>
+      </w:tr>
+      <w:tr>
+        <w:trPr>
+          <w:cantSplit w:val="true"/>
+        </w:trPr>
+        <w:tc>
+          <w:tcPr>
+            <w:tcW w:type="dxa" w:w="1134"/>
+          </w:tcPr>
+          <w:p>
+            <w:pPr>
+              <w:spacing w:line="240" w:lineRule="auto" w:after="0"/>
+              <w:ind w:firstLine="0"/>
+              <w:jc w:val="left"/>
+            </w:pPr>
+            <w:r>
+              <w:rPr>
+                <w:rFonts w:ascii="Times New Roman" w:hAnsi="Times New Roman" w:cs="Times New Roman" w:eastAsia="Times New Roman"/>
+                <w:b w:val="0"/>
+                <w:i w:val="0"/>
+                <w:color w:val="000000"/>
+                <w:sz w:val="24"/>
+              </w:rPr>
+              <w:t>1.9</w:t>
+            </w:r>
+          </w:p>
+        </w:tc>
+        <w:tc>
+          <w:tcPr>
+            <w:tcW w:type="dxa" w:w="1701"/>
+          </w:tcPr>
+          <w:p>
+            <w:pPr>
+              <w:spacing w:line="240" w:lineRule="auto" w:after="0"/>
+              <w:ind w:firstLine="0"/>
+              <w:jc w:val="left"/>
+            </w:pPr>
+            <w:r>
+              <w:rPr>
+                <w:rFonts w:ascii="Times New Roman" w:hAnsi="Times New Roman" w:cs="Times New Roman" w:eastAsia="Times New Roman"/>
+                <w:b w:val="0"/>
+                <w:i w:val="0"/>
+                <w:color w:val="000000"/>
+                <w:sz w:val="24"/>
+              </w:rPr>
+              <w:t>21.08.2026</w:t>
+            </w:r>
+          </w:p>
+        </w:tc>
+        <w:tc>
+          <w:tcPr>
+            <w:tcW w:type="dxa" w:w="5669"/>
+          </w:tcPr>
+          <w:p>
+            <w:pPr>
+              <w:spacing w:line="240" w:lineRule="auto" w:after="0"/>
+              <w:ind w:firstLine="0"/>
+              <w:jc w:val="left"/>
+            </w:pPr>
+            <w:r>
+              <w:rPr>
+                <w:rFonts w:ascii="Times New Roman" w:hAnsi="Times New Roman" w:cs="Times New Roman" w:eastAsia="Times New Roman"/>
+                <w:b w:val="0"/>
+                <w:i w:val="0"/>
+                <w:color w:val="000000"/>
+                <w:sz w:val="24"/>
+              </w:rPr>
+              <w:t>Уточнено, что переключатель наполнения доступен инициатору заявки, а принимающему - при праве на выгрузку</w:t>
+            </w:r>
+          </w:p>
+        </w:tc>
+        <w:tc>
+          <w:tcPr>
+            <w:tcW w:type="dxa" w:w="850"/>
+          </w:tcPr>
+          <w:p>
+            <w:pPr>
+              <w:spacing w:line="240" w:lineRule="auto" w:after="0"/>
+              <w:ind w:firstLine="0"/>
+              <w:jc w:val="left"/>
+            </w:pPr>
+          </w:p>
+        </w:tc>
+      </w:tr>
+      <w:tr>
+        <w:trPr>
+          <w:cantSplit w:val="true"/>
+        </w:trPr>
+        <w:tc>
+          <w:tcPr>
+            <w:tcW w:type="dxa" w:w="1134"/>
+          </w:tcPr>
+          <w:p>
+            <w:pPr>
+              <w:spacing w:line="240" w:lineRule="auto" w:after="0"/>
+              <w:ind w:firstLine="0"/>
+              <w:jc w:val="left"/>
+            </w:pPr>
+            <w:r>
+              <w:rPr>
+                <w:rFonts w:ascii="Times New Roman" w:hAnsi="Times New Roman" w:cs="Times New Roman" w:eastAsia="Times New Roman"/>
+                <w:b w:val="0"/>
+                <w:i w:val="0"/>
+                <w:color w:val="000000"/>
+                <w:sz w:val="24"/>
+              </w:rPr>
+              <w:t>1.10</w:t>
+            </w:r>
+          </w:p>
+        </w:tc>
+        <w:tc>
+          <w:tcPr>
+            <w:tcW w:type="dxa" w:w="1701"/>
+          </w:tcPr>
+          <w:p>
+            <w:pPr>
+              <w:spacing w:line="240" w:lineRule="auto" w:after="0"/>
+              <w:ind w:firstLine="0"/>
+              <w:jc w:val="left"/>
+            </w:pPr>
+            <w:r>
+              <w:rPr>
+                <w:rFonts w:ascii="Times New Roman" w:hAnsi="Times New Roman" w:cs="Times New Roman" w:eastAsia="Times New Roman"/>
+                <w:b w:val="0"/>
+                <w:i w:val="0"/>
+                <w:color w:val="000000"/>
+                <w:sz w:val="24"/>
+              </w:rPr>
+              <w:t>14.10.2026</w:t>
+            </w:r>
+          </w:p>
+        </w:tc>
+        <w:tc>
+          <w:tcPr>
+            <w:tcW w:type="dxa" w:w="5669"/>
+          </w:tcPr>
+          <w:p>
+            <w:pPr>
+              <w:spacing w:line="240" w:lineRule="auto" w:after="0"/>
+              <w:ind w:firstLine="0"/>
+              <w:jc w:val="left"/>
+            </w:pPr>
+            <w:r>
+              <w:rPr>
+                <w:rFonts w:ascii="Times New Roman" w:hAnsi="Times New Roman" w:cs="Times New Roman" w:eastAsia="Times New Roman"/>
+                <w:b w:val="0"/>
+                <w:i w:val="0"/>
+                <w:color w:val="000000"/>
+                <w:sz w:val="24"/>
+              </w:rPr>
+              <w:t>Уточнены текущие сроки и права, пересылка, ручные записи и учёт незакрытых проходов; устранены устаревшие инструкции и добавлены сценарии актуального выпуска.</w:t>
+            </w:r>
+          </w:p>
+        </w:tc>
+        <w:tc>
+          <w:tcPr>
+            <w:tcW w:type="dxa" w:w="850"/>
+          </w:tcPr>
+          <w:p>
+            <w:pPr>
+              <w:spacing w:line="240" w:lineRule="auto" w:after="0"/>
+              <w:ind w:firstLine="0"/>
+              <w:jc w:val="left"/>
+            </w:pPr>
+          </w:p>
+        </w:tc>
+      </w:tr>
+    </w:tbl>
+    <w:p>
+      <w:pPr>
+        <w:spacing w:after="0" w:line="240" w:lineRule="auto"/>
+        <w:ind w:firstLine="0"/>
+      </w:pPr>
+      <w:r>
+        <w:rPr>
+          <w:rFonts w:ascii="Times New Roman" w:hAnsi="Times New Roman" w:cs="Times New Roman" w:eastAsia="Times New Roman"/>
+          <w:b w:val="0"/>
+          <w:i w:val="0"/>
+          <w:color w:val="000000"/>
+          <w:sz w:val="12"/>
+        </w:rPr>
+      </w:r>
+    </w:p>
+    <w:p>
+      <w:r>
+        <w:br w:type="page"/>
+      </w:r>
+    </w:p>
+    <w:p>
+      <w:pPr>
+        <w:keepNext/>
+        <w:spacing w:line="240" w:lineRule="auto" w:before="160" w:after="80"/>
+        <w:ind w:firstLine="0"/>
+        <w:jc w:val="left"/>
+      </w:pPr>
+      <w:r>
+        <w:rPr>
+          <w:rFonts w:ascii="Times New Roman" w:hAnsi="Times New Roman" w:cs="Times New Roman" w:eastAsia="Times New Roman"/>
+          <w:b w:val="0"/>
+          <w:i/>
+          <w:color w:val="000000"/>
+          <w:sz w:val="24"/>
+        </w:rPr>
+        <w:t>Окончание таблицы И.1</w:t>
+      </w:r>
+    </w:p>
+    <w:tbl>
+      <w:tblPr>
+        <w:tblStyle w:val="TableGrid"/>
+        <w:tblW w:type="auto" w:w="0"/>
+        <w:jc w:val="center"/>
+        <w:tblLayout w:type="fixed"/>
+        <w:tblLook w:firstColumn="1" w:firstRow="1" w:lastColumn="0" w:lastRow="0" w:noHBand="0" w:noVBand="1" w:val="04A0"/>
+        <w:tblLayout w:type="fixed"/>
+      </w:tblPr>
+      <w:tblGrid>
+        <w:gridCol w:w="1134"/>
+        <w:gridCol w:w="1701"/>
+        <w:gridCol w:w="5670"/>
+        <w:gridCol w:w="850"/>
+      </w:tblGrid>
+      <w:tr>
+        <w:trPr>
+          <w:tblHeader w:val="true"/>
+          <w:cantSplit w:val="true"/>
+        </w:trPr>
+        <w:tc>
+          <w:tcPr>
+            <w:tcW w:type="dxa" w:w="1134"/>
+            <w:shd w:val="clear" w:fill="E8E8E8"/>
+          </w:tcPr>
+          <w:p>
+            <w:pPr>
+              <w:keepNext/>
+              <w:spacing w:line="240" w:lineRule="auto" w:after="0"/>
+              <w:ind w:firstLine="0"/>
+              <w:jc w:val="left"/>
+            </w:pPr>
+            <w:r>
+              <w:rPr>
+                <w:rFonts w:ascii="Times New Roman" w:hAnsi="Times New Roman" w:cs="Times New Roman" w:eastAsia="Times New Roman"/>
+                <w:b/>
+                <w:i w:val="0"/>
+                <w:color w:val="000000"/>
+                <w:sz w:val="24"/>
+              </w:rPr>
+              <w:t>Версия</w:t>
+            </w:r>
+          </w:p>
+        </w:tc>
+        <w:tc>
+          <w:tcPr>
+            <w:tcW w:type="dxa" w:w="1701"/>
+            <w:shd w:val="clear" w:fill="E8E8E8"/>
+          </w:tcPr>
+          <w:p>
+            <w:pPr>
+              <w:keepNext/>
+              <w:spacing w:line="240" w:lineRule="auto" w:after="0"/>
+              <w:ind w:firstLine="0"/>
+              <w:jc w:val="left"/>
+            </w:pPr>
+            <w:r>
+              <w:rPr>
+                <w:rFonts w:ascii="Times New Roman" w:hAnsi="Times New Roman" w:cs="Times New Roman" w:eastAsia="Times New Roman"/>
+                <w:b/>
+                <w:i w:val="0"/>
+                <w:color w:val="000000"/>
+                <w:sz w:val="24"/>
+              </w:rPr>
+              <w:t>Дата</w:t>
+            </w:r>
+          </w:p>
+        </w:tc>
+        <w:tc>
+          <w:tcPr>
+            <w:tcW w:type="dxa" w:w="5669"/>
+            <w:shd w:val="clear" w:fill="E8E8E8"/>
+          </w:tcPr>
+          <w:p>
+            <w:pPr>
+              <w:keepNext/>
+              <w:spacing w:line="240" w:lineRule="auto" w:after="0"/>
+              <w:ind w:firstLine="0"/>
+              <w:jc w:val="left"/>
+            </w:pPr>
+            <w:r>
+              <w:rPr>
+                <w:rFonts w:ascii="Times New Roman" w:hAnsi="Times New Roman" w:cs="Times New Roman" w:eastAsia="Times New Roman"/>
+                <w:b/>
+                <w:i w:val="0"/>
+                <w:color w:val="000000"/>
+                <w:sz w:val="24"/>
+              </w:rPr>
+              <w:t>Содержание изменения</w:t>
+            </w:r>
+          </w:p>
+        </w:tc>
+        <w:tc>
+          <w:tcPr>
+            <w:tcW w:type="dxa" w:w="850"/>
+            <w:shd w:val="clear" w:fill="E8E8E8"/>
+          </w:tcPr>
+          <w:p>
+            <w:pPr>
+              <w:keepNext/>
+              <w:spacing w:line="240" w:lineRule="auto" w:after="0"/>
+              <w:ind w:firstLine="0"/>
+              <w:jc w:val="left"/>
+            </w:pPr>
+            <w:r>
+              <w:rPr>
+                <w:rFonts w:ascii="Times New Roman" w:hAnsi="Times New Roman" w:cs="Times New Roman" w:eastAsia="Times New Roman"/>
+                <w:b/>
+                <w:i w:val="0"/>
+                <w:color w:val="000000"/>
+                <w:sz w:val="24"/>
+              </w:rPr>
+              <w:t>Внёс</w:t>
+            </w:r>
+          </w:p>
+        </w:tc>
+      </w:tr>
+      <w:tr>
+        <w:trPr>
+          <w:cantSplit w:val="true"/>
+          <w:trHeight w:val="680" w:hRule="atLeast"/>
+        </w:trPr>
+        <w:tc>
+          <w:tcPr>
+            <w:tcW w:type="dxa" w:w="1134"/>
+          </w:tcPr>
+          <w:p>
+            <w:pPr>
+              <w:keepNext/>
+              <w:spacing w:line="240" w:lineRule="auto" w:after="0"/>
+              <w:ind w:firstLine="0"/>
+              <w:jc w:val="left"/>
+            </w:pPr>
+          </w:p>
+        </w:tc>
+        <w:tc>
+          <w:tcPr>
+            <w:tcW w:type="dxa" w:w="1701"/>
+          </w:tcPr>
+          <w:p>
+            <w:pPr>
+              <w:keepNext/>
+              <w:spacing w:line="240" w:lineRule="auto" w:after="0"/>
+              <w:ind w:firstLine="0"/>
+              <w:jc w:val="left"/>
+            </w:pPr>
+          </w:p>
+        </w:tc>
+        <w:tc>
+          <w:tcPr>
+            <w:tcW w:type="dxa" w:w="5669"/>
+          </w:tcPr>
+          <w:p>
+            <w:pPr>
+              <w:keepNext/>
+              <w:spacing w:line="240" w:lineRule="auto" w:after="0"/>
+              <w:ind w:firstLine="0"/>
+              <w:jc w:val="left"/>
+            </w:pPr>
+          </w:p>
+        </w:tc>
+        <w:tc>
+          <w:tcPr>
+            <w:tcW w:type="dxa" w:w="850"/>
+          </w:tcPr>
+          <w:p>
+            <w:pPr>
+              <w:keepNext/>
+              <w:spacing w:line="240" w:lineRule="auto" w:after="0"/>
+              <w:ind w:firstLine="0"/>
+              <w:jc w:val="left"/>
+            </w:pPr>
+          </w:p>
+        </w:tc>
+      </w:tr>
+      <w:tr>
+        <w:trPr>
+          <w:cantSplit w:val="true"/>
+          <w:trHeight w:val="680" w:hRule="atLeast"/>
+        </w:trPr>
+        <w:tc>
+          <w:tcPr>
+            <w:tcW w:type="dxa" w:w="1134"/>
+          </w:tcPr>
+          <w:p>
+            <w:pPr>
+              <w:keepNext/>
+              <w:spacing w:line="240" w:lineRule="auto" w:after="0"/>
+              <w:ind w:firstLine="0"/>
+              <w:jc w:val="left"/>
+            </w:pPr>
+          </w:p>
+        </w:tc>
+        <w:tc>
+          <w:tcPr>
+            <w:tcW w:type="dxa" w:w="1701"/>
+          </w:tcPr>
+          <w:p>
+            <w:pPr>
+              <w:keepNext/>
+              <w:spacing w:line="240" w:lineRule="auto" w:after="0"/>
+              <w:ind w:firstLine="0"/>
+              <w:jc w:val="left"/>
+            </w:pPr>
+          </w:p>
+        </w:tc>
+        <w:tc>
+          <w:tcPr>
+            <w:tcW w:type="dxa" w:w="5669"/>
+          </w:tcPr>
+          <w:p>
+            <w:pPr>
+              <w:keepNext/>
+              <w:spacing w:line="240" w:lineRule="auto" w:after="0"/>
+              <w:ind w:firstLine="0"/>
+              <w:jc w:val="left"/>
+            </w:pPr>
+          </w:p>
+        </w:tc>
+        <w:tc>
+          <w:tcPr>
+            <w:tcW w:type="dxa" w:w="850"/>
+          </w:tcPr>
+          <w:p>
+            <w:pPr>
+              <w:keepNext/>
+              <w:spacing w:line="240" w:lineRule="auto" w:after="0"/>
+              <w:ind w:firstLine="0"/>
+              <w:jc w:val="left"/>
+            </w:pPr>
+          </w:p>
+        </w:tc>
+      </w:tr>
+      <w:tr>
+        <w:trPr>
+          <w:cantSplit w:val="true"/>
+          <w:trHeight w:val="680" w:hRule="atLeast"/>
+        </w:trPr>
+        <w:tc>
+          <w:tcPr>
+            <w:tcW w:type="dxa" w:w="1134"/>
+          </w:tcPr>
+          <w:p>
+            <w:pPr>
+              <w:keepNext/>
+              <w:spacing w:line="240" w:lineRule="auto" w:after="0"/>
+              <w:ind w:firstLine="0"/>
+              <w:jc w:val="left"/>
+            </w:pPr>
+          </w:p>
+        </w:tc>
+        <w:tc>
+          <w:tcPr>
+            <w:tcW w:type="dxa" w:w="1701"/>
+          </w:tcPr>
+          <w:p>
+            <w:pPr>
+              <w:keepNext/>
+              <w:spacing w:line="240" w:lineRule="auto" w:after="0"/>
+              <w:ind w:firstLine="0"/>
+              <w:jc w:val="left"/>
+            </w:pPr>
+          </w:p>
+        </w:tc>
+        <w:tc>
+          <w:tcPr>
+            <w:tcW w:type="dxa" w:w="5669"/>
+          </w:tcPr>
+          <w:p>
+            <w:pPr>
+              <w:keepNext/>
+              <w:spacing w:line="240" w:lineRule="auto" w:after="0"/>
+              <w:ind w:firstLine="0"/>
+              <w:jc w:val="left"/>
+            </w:pPr>
+          </w:p>
+        </w:tc>
+        <w:tc>
+          <w:tcPr>
+            <w:tcW w:type="dxa" w:w="850"/>
+          </w:tcPr>
+          <w:p>
+            <w:pPr>
+              <w:keepNext/>
+              <w:spacing w:line="240" w:lineRule="auto" w:after="0"/>
+              <w:ind w:firstLine="0"/>
+              <w:jc w:val="left"/>
+            </w:pPr>
+          </w:p>
+        </w:tc>
+      </w:tr>
+      <w:tr>
+        <w:trPr>
+          <w:cantSplit w:val="true"/>
+          <w:trHeight w:val="680" w:hRule="atLeast"/>
+        </w:trPr>
+        <w:tc>
+          <w:tcPr>
+            <w:tcW w:type="dxa" w:w="1134"/>
+          </w:tcPr>
+          <w:p>
+            <w:pPr>
+              <w:keepNext/>
+              <w:spacing w:line="240" w:lineRule="auto" w:after="0"/>
+              <w:ind w:firstLine="0"/>
+              <w:jc w:val="left"/>
+            </w:pPr>
+          </w:p>
+        </w:tc>
+        <w:tc>
+          <w:tcPr>
+            <w:tcW w:type="dxa" w:w="1701"/>
+          </w:tcPr>
+          <w:p>
+            <w:pPr>
+              <w:keepNext/>
+              <w:spacing w:line="240" w:lineRule="auto" w:after="0"/>
+              <w:ind w:firstLine="0"/>
+              <w:jc w:val="left"/>
+            </w:pPr>
+          </w:p>
+        </w:tc>
+        <w:tc>
+          <w:tcPr>
+            <w:tcW w:type="dxa" w:w="5669"/>
+          </w:tcPr>
+          <w:p>
+            <w:pPr>
+              <w:keepNext/>
+              <w:spacing w:line="240" w:lineRule="auto" w:after="0"/>
+              <w:ind w:firstLine="0"/>
+              <w:jc w:val="left"/>
+            </w:pPr>
+          </w:p>
+        </w:tc>
+        <w:tc>
+          <w:tcPr>
+            <w:tcW w:type="dxa" w:w="850"/>
+          </w:tcPr>
+          <w:p>
+            <w:pPr>
+              <w:keepNext/>
+              <w:spacing w:line="240" w:lineRule="auto" w:after="0"/>
+              <w:ind w:firstLine="0"/>
+              <w:jc w:val="left"/>
+            </w:pPr>
+          </w:p>
+        </w:tc>
+      </w:tr>
+      <w:tr>
+        <w:trPr>
+          <w:cantSplit w:val="true"/>
+          <w:trHeight w:val="680" w:hRule="atLeast"/>
+        </w:trPr>
+        <w:tc>
+          <w:tcPr>
+            <w:tcW w:type="dxa" w:w="1134"/>
+          </w:tcPr>
+          <w:p>
+            <w:pPr>
+              <w:keepNext/>
+              <w:spacing w:line="240" w:lineRule="auto" w:after="0"/>
+              <w:ind w:firstLine="0"/>
+              <w:jc w:val="left"/>
+            </w:pPr>
+          </w:p>
+        </w:tc>
+        <w:tc>
+          <w:tcPr>
+            <w:tcW w:type="dxa" w:w="1701"/>
+          </w:tcPr>
+          <w:p>
+            <w:pPr>
+              <w:keepNext/>
+              <w:spacing w:line="240" w:lineRule="auto" w:after="0"/>
+              <w:ind w:firstLine="0"/>
+              <w:jc w:val="left"/>
+            </w:pPr>
+          </w:p>
+        </w:tc>
+        <w:tc>
+          <w:tcPr>
+            <w:tcW w:type="dxa" w:w="5669"/>
+          </w:tcPr>
+          <w:p>
+            <w:pPr>
+              <w:keepNext/>
+              <w:spacing w:line="240" w:lineRule="auto" w:after="0"/>
+              <w:ind w:firstLine="0"/>
+              <w:jc w:val="left"/>
+            </w:pPr>
+          </w:p>
+        </w:tc>
+        <w:tc>
+          <w:tcPr>
+            <w:tcW w:type="dxa" w:w="850"/>
+          </w:tcPr>
+          <w:p>
+            <w:pPr>
+              <w:keepNext/>
+              <w:spacing w:line="240" w:lineRule="auto" w:after="0"/>
+              <w:ind w:firstLine="0"/>
+              <w:jc w:val="left"/>
+            </w:pPr>
+          </w:p>
+        </w:tc>
+      </w:tr>
+      <w:tr>
+        <w:trPr>
+          <w:cantSplit w:val="true"/>
+          <w:trHeight w:val="680" w:hRule="atLeast"/>
+        </w:trPr>
+        <w:tc>
+          <w:tcPr>
+            <w:tcW w:type="dxa" w:w="1134"/>
+          </w:tcPr>
+          <w:p>
+            <w:pPr>
+              <w:spacing w:line="240" w:lineRule="auto" w:after="0"/>
+              <w:ind w:firstLine="0"/>
+              <w:jc w:val="left"/>
+            </w:pPr>
+          </w:p>
+        </w:tc>
+        <w:tc>
+          <w:tcPr>
+            <w:tcW w:type="dxa" w:w="1701"/>
+          </w:tcPr>
+          <w:p>
+            <w:pPr>
+              <w:spacing w:line="240" w:lineRule="auto" w:after="0"/>
+              <w:ind w:firstLine="0"/>
+              <w:jc w:val="left"/>
+            </w:pPr>
+          </w:p>
+        </w:tc>
+        <w:tc>
+          <w:tcPr>
+            <w:tcW w:type="dxa" w:w="5669"/>
+          </w:tcPr>
+          <w:p>
+            <w:pPr>
+              <w:spacing w:line="240" w:lineRule="auto" w:after="0"/>
+              <w:ind w:firstLine="0"/>
+              <w:jc w:val="left"/>
+            </w:pPr>
+          </w:p>
+        </w:tc>
+        <w:tc>
+          <w:tcPr>
+            <w:tcW w:type="dxa" w:w="850"/>
+          </w:tcPr>
+          <w:p>
+            <w:pPr>
+              <w:spacing w:line="240" w:lineRule="auto" w:after="0"/>
+              <w:ind w:firstLine="0"/>
+              <w:jc w:val="left"/>
+            </w:pPr>
+          </w:p>
+        </w:tc>
+      </w:tr>
+    </w:tbl>
+    <w:p>
+      <w:pPr>
+        <w:spacing w:after="0" w:line="240" w:lineRule="auto"/>
+        <w:ind w:firstLine="0"/>
+      </w:pPr>
+      <w:r>
+        <w:rPr>
+          <w:rFonts w:ascii="Times New Roman" w:hAnsi="Times New Roman" w:cs="Times New Roman" w:eastAsia="Times New Roman"/>
+          <w:b w:val="0"/>
+          <w:i w:val="0"/>
+          <w:color w:val="000000"/>
+          <w:sz w:val="12"/>
+        </w:rPr>
       </w:r>
     </w:p>
     <w:sectPr>

--- a/Документация/Руководство принимающего/Руководство принимающего.docx
+++ b/Документация/Руководство принимающего/Руководство принимающего.docx
@@ -157,7 +157,7 @@
           <w:color w:val="000000"/>
           <w:sz w:val="26"/>
         </w:rPr>
-        <w:t>Версия документа: 1.10</w:t>
+        <w:t>Версия документа: 1.11</w:t>
       </w:r>
     </w:p>
     <w:p>
@@ -173,7 +173,7 @@
           <w:color w:val="000000"/>
           <w:sz w:val="26"/>
         </w:rPr>
-        <w:t>Дата: 14.10.2026</w:t>
+        <w:t>Дата: 21.10.2026</w:t>
       </w:r>
     </w:p>
     <w:p>
@@ -1106,7 +1106,7 @@
           <w:color w:val="000000"/>
           <w:sz w:val="26"/>
         </w:rPr>
-        <w:t>15.4. Разобрать незакрытый проход</w:t>
+        <w:t>15.4. Переслать и проверить историю</w:t>
       </w:r>
       <w:r>
         <w:rPr>
@@ -1118,37 +1118,6 @@
         </w:rPr>
         <w:tab/>
         <w:t>23</w:t>
-      </w:r>
-    </w:p>
-    <w:p>
-      <w:pPr>
-        <w:tabs>
-          <w:tab w:pos="9354" w:val="right" w:leader="dot"/>
-        </w:tabs>
-        <w:spacing w:after="0" w:line="360" w:lineRule="auto"/>
-        <w:ind w:firstLine="0" w:left="454"/>
-        <w:jc w:val="left"/>
-      </w:pPr>
-      <w:r>
-        <w:rPr>
-          <w:rFonts w:ascii="Times New Roman" w:hAnsi="Times New Roman" w:cs="Times New Roman" w:eastAsia="Times New Roman"/>
-          <w:b w:val="0"/>
-          <w:i w:val="0"/>
-          <w:color w:val="000000"/>
-          <w:sz w:val="26"/>
-        </w:rPr>
-        <w:t>15.5. Переслать и проверить историю</w:t>
-      </w:r>
-      <w:r>
-        <w:rPr>
-          <w:rFonts w:ascii="Times New Roman" w:hAnsi="Times New Roman" w:cs="Times New Roman" w:eastAsia="Times New Roman"/>
-          <w:b w:val="0"/>
-          <w:i w:val="0"/>
-          <w:color w:val="000000"/>
-          <w:sz w:val="26"/>
-        </w:rPr>
-        <w:tab/>
-        <w:t>24</w:t>
       </w:r>
     </w:p>
     <w:p>
@@ -2343,7 +2312,7 @@
           <w:color w:val="000000"/>
           <w:sz w:val="28"/>
         </w:rPr>
-        <w:t xml:space="preserve">Система открывается по адресу, который выдаёт бюро пропусков. Учётную запись заводит администратор, он же сообщает логин и первоначальный пароль. При первом входе система показывает текст согласия на обработку персональных данных: прочитайте его, прокрутите до конца, отметьте согласие и нажмите </w:t>
+        <w:t xml:space="preserve">Система открывается по адресу, который выдаёт бюро пропусков. Учётную запись заводит администратор, он же сообщает логин и первоначальный пароль. Если в системе включён обязательный запрос согласия, при входе откроется его текст: прочитайте его, прокрутите до конца, отметьте согласие и нажмите </w:t>
       </w:r>
       <w:r>
         <w:rPr>
@@ -3494,27 +3463,7 @@
           <w:color w:val="000000"/>
           <w:sz w:val="28"/>
         </w:rPr>
-        <w:t xml:space="preserve">Если вам выдано и право согласующего, в карточке дополнительно доступно поле </w:t>
-      </w:r>
-      <w:r>
-        <w:rPr>
-          <w:rFonts w:ascii="Times New Roman" w:hAnsi="Times New Roman" w:cs="Times New Roman" w:eastAsia="Times New Roman"/>
-          <w:b/>
-          <w:i w:val="0"/>
-          <w:color w:val="000000"/>
-          <w:sz w:val="28"/>
-        </w:rPr>
-        <w:t>«Комментарий»</w:t>
-      </w:r>
-      <w:r>
-        <w:rPr>
-          <w:rFonts w:ascii="Times New Roman" w:hAnsi="Times New Roman" w:cs="Times New Roman" w:eastAsia="Times New Roman"/>
-          <w:b w:val="0"/>
-          <w:i w:val="0"/>
-          <w:color w:val="000000"/>
-          <w:sz w:val="28"/>
-        </w:rPr>
-        <w:t xml:space="preserve"> (на компьютере - в правой колонке карточки, на телефоне - сразу под шапкой, над остальным содержимым): написанное в нём заявитель увидит вместе с вашим решением, и при отказе это единственное объяснение причины. Работнику, у которого есть только право принимающего, поле не показывается - тогда причину отказа сообщают заявителю ответом на его вопрос к заявке или через бюро пропусков.</w:t>
+        <w:t>Причину отказа сообщите заявителю в обсуждении заявки или через бюро пропусков. Порядок голосования согласующего описан отдельно в его руководстве.</w:t>
       </w:r>
     </w:p>
     <w:p>
@@ -4004,7 +3953,7 @@
           <w:color w:val="000000"/>
           <w:sz w:val="28"/>
         </w:rPr>
-        <w:t xml:space="preserve">Заявку можно передать дальше кнопкой </w:t>
+        <w:t xml:space="preserve">Для передачи заявки дальше нужны доступ к ней и разрешение на пересылку. При доступном действии нажмите </w:t>
       </w:r>
       <w:r>
         <w:rPr>
@@ -5201,7 +5150,7 @@
           <w:color w:val="000000"/>
           <w:sz w:val="28"/>
         </w:rPr>
-        <w:t>Если объект ещё числится на территории, истечение допуска не означает, что он физически вышел. Незакрытая отметка разбирается отдельно, см. подраздел 15.4.</w:t>
+        <w:t>Если объект ещё числится на территории, истечение допуска не означает, что он физически вышел. При недостоверной отметке сообщите администратору; завершение заявки не заменяет разбор фактического выхода.</w:t>
       </w:r>
     </w:p>
     <w:p>
@@ -5534,7 +5483,7 @@
           <w:color w:val="000000"/>
           <w:sz w:val="28"/>
         </w:rPr>
-        <w:t>«Скачивание бланков»</w:t>
+        <w:t>«Актуальные бланки»</w:t>
       </w:r>
       <w:r>
         <w:rPr>
@@ -5589,7 +5538,7 @@
       <w:r>
         <w:drawing>
           <wp:inline xmlns:a="http://schemas.openxmlformats.org/drawingml/2006/main" xmlns:pic="http://schemas.openxmlformats.org/drawingml/2006/picture">
-            <wp:extent cx="5940000" cy="3777840"/>
+            <wp:extent cx="5940000" cy="3453214"/>
             <wp:docPr id="7" name="Picture 7"/>
             <wp:cNvGraphicFramePr>
               <a:graphicFrameLocks noChangeAspect="1"/>
@@ -5598,7 +5547,7 @@
               <a:graphicData uri="http://schemas.openxmlformats.org/drawingml/2006/picture">
                 <pic:pic>
                   <pic:nvPicPr>
-                    <pic:cNvPr id="0" name="download-blanks-padded.png"/>
+                    <pic:cNvPr id="0" name="blank-receiver-current.png"/>
                     <pic:cNvPicPr/>
                   </pic:nvPicPr>
                   <pic:blipFill>
@@ -5610,7 +5559,7 @@
                   <pic:spPr>
                     <a:xfrm>
                       <a:off x="0" y="0"/>
-                      <a:ext cx="5940000" cy="3777840"/>
+                      <a:ext cx="5940000" cy="3453214"/>
                     </a:xfrm>
                     <a:prstGeom prst="rect"/>
                   </pic:spPr>
@@ -5636,7 +5585,7 @@
           <w:color w:val="000000"/>
           <w:sz w:val="24"/>
         </w:rPr>
-        <w:t>Рисунок 13.1 — Окно «Скачивание бланков»</w:t>
+        <w:t>Рисунок 13.1 — Актуальные бланки без выгрузки сведений документов</w:t>
       </w:r>
     </w:p>
     <w:p>
@@ -6441,7 +6390,7 @@
           <w:color w:val="000000"/>
           <w:sz w:val="28"/>
         </w:rPr>
-        <w:t>15.4. Разобрать незакрытый проход</w:t>
+        <w:t>15.4. Переслать и проверить историю</w:t>
       </w:r>
     </w:p>
     <w:p>
@@ -6453,7 +6402,7 @@
           <w:color w:val="000000"/>
           <w:sz w:val="28"/>
         </w:rPr>
-        <w:t>Над таблицей используйте «Незакрытые проходы» или «Незакрытые проезды»; сводка в реестрах доступна при праве исправления учёта. Порог внимания — 48 часов. Долгое отсутствие выхода не доказывает, что объект остаётся на территории.</w:t>
+        <w:t>Нажмите «Переслать», выберите получателей, назначение и вложения. Используйте фильтры организации, компании и должности. Предупреждение требует выбрать хотя бы одно вложение. Комментарий увидят все получатели и бюро, не только выбранные адресаты. Отозванная заявка пересылается только для просмотра.</w:t>
       </w:r>
     </w:p>
     <w:p>
@@ -6465,31 +6414,7 @@
           <w:color w:val="000000"/>
           <w:sz w:val="28"/>
         </w:rPr>
-        <w:t>Уполномоченный оператор выбирает «Исправить учёт», обязательно указывает причину. Если фактическое время известно, включает соответствующий тумблер и вводит его по Москве: не раньше входа и не позже текущего времени. Если неизвестно — оставляет неизвестным, не выдумывает дату. После исправления строка видна ещё пять минут; отмена исправления доступна в течение 15 минут при отсутствии следующей отметки и нужном праве.</w:t>
-      </w:r>
-    </w:p>
-    <w:p>
-      <w:r>
-        <w:rPr>
-          <w:rFonts w:ascii="Times New Roman" w:hAnsi="Times New Roman" w:cs="Times New Roman" w:eastAsia="Times New Roman"/>
-          <w:b w:val="0"/>
-          <w:i w:val="0"/>
-          <w:color w:val="000000"/>
-          <w:sz w:val="28"/>
-        </w:rPr>
-        <w:t>Это исправление незакрытого учёта; отмена случайно поставленной последней отметки — другое действие. Отозванные, архивные и недоступные посту записи не возвращаются охране: их разбирает оператор в пределах своих прав.</w:t>
-      </w:r>
-    </w:p>
-    <w:p>
-      <w:r>
-        <w:rPr>
-          <w:rFonts w:ascii="Times New Roman" w:hAnsi="Times New Roman" w:cs="Times New Roman" w:eastAsia="Times New Roman"/>
-          <w:b w:val="0"/>
-          <w:i w:val="0"/>
-          <w:color w:val="000000"/>
-          <w:sz w:val="28"/>
-        </w:rPr>
-        <w:t>На рисунке показано соответствующее окно с учебными данными.</w:t>
+        <w:t>После отправки проверьте историю: «Переслал(-а)», кому назначено согласование/просмотр, какие материалы отправлены и с каким комментарием. В старой записи может стоять «Сведения о получателях недоступны». Если адресатов нужно уточнить, проверьте сведения через ответственных за заявку; не определяйте их по догадке.</w:t>
       </w:r>
     </w:p>
     <w:p>
@@ -6502,180 +6427,8 @@
       <w:r>
         <w:drawing>
           <wp:inline xmlns:a="http://schemas.openxmlformats.org/drawingml/2006/main" xmlns:pic="http://schemas.openxmlformats.org/drawingml/2006/picture">
-            <wp:extent cx="5940000" cy="2789217"/>
+            <wp:extent cx="5940000" cy="3801599"/>
             <wp:docPr id="13" name="Picture 13"/>
-            <wp:cNvGraphicFramePr>
-              <a:graphicFrameLocks noChangeAspect="1"/>
-            </wp:cNvGraphicFramePr>
-            <a:graphic>
-              <a:graphicData uri="http://schemas.openxmlformats.org/drawingml/2006/picture">
-                <pic:pic>
-                  <pic:nvPicPr>
-                    <pic:cNvPr id="0" name="passages-sample-padded.png"/>
-                    <pic:cNvPicPr/>
-                  </pic:nvPicPr>
-                  <pic:blipFill>
-                    <a:blip r:embed="rId23"/>
-                    <a:stretch>
-                      <a:fillRect/>
-                    </a:stretch>
-                  </pic:blipFill>
-                  <pic:spPr>
-                    <a:xfrm>
-                      <a:off x="0" y="0"/>
-                      <a:ext cx="5940000" cy="2789217"/>
-                    </a:xfrm>
-                    <a:prstGeom prst="rect"/>
-                  </pic:spPr>
-                </pic:pic>
-              </a:graphicData>
-            </a:graphic>
-          </wp:inline>
-        </w:drawing>
-      </w:r>
-    </w:p>
-    <w:p>
-      <w:pPr>
-        <w:keepNext w:val="0"/>
-        <w:spacing w:line="240" w:lineRule="auto" w:before="40" w:after="200"/>
-        <w:ind w:firstLine="0"/>
-        <w:jc w:val="center"/>
-      </w:pPr>
-      <w:r>
-        <w:rPr>
-          <w:rFonts w:ascii="Times New Roman" w:hAnsi="Times New Roman" w:cs="Times New Roman" w:eastAsia="Times New Roman"/>
-          <w:b w:val="0"/>
-          <w:i/>
-          <w:color w:val="000000"/>
-          <w:sz w:val="24"/>
-        </w:rPr>
-        <w:t>Рисунок 15.5 — Отбор незакрытых отметок</w:t>
-      </w:r>
-    </w:p>
-    <w:p>
-      <w:r>
-        <w:rPr>
-          <w:rFonts w:ascii="Times New Roman" w:hAnsi="Times New Roman" w:cs="Times New Roman" w:eastAsia="Times New Roman"/>
-          <w:b w:val="0"/>
-          <w:i w:val="0"/>
-          <w:color w:val="000000"/>
-          <w:sz w:val="28"/>
-        </w:rPr>
-        <w:t>На рисунке показано соответствующее окно с учебными данными.</w:t>
-      </w:r>
-    </w:p>
-    <w:p>
-      <w:pPr>
-        <w:keepNext/>
-        <w:spacing w:before="120" w:after="40"/>
-        <w:ind w:firstLine="0"/>
-        <w:jc w:val="center"/>
-      </w:pPr>
-      <w:r>
-        <w:drawing>
-          <wp:inline xmlns:a="http://schemas.openxmlformats.org/drawingml/2006/main" xmlns:pic="http://schemas.openxmlformats.org/drawingml/2006/picture">
-            <wp:extent cx="5940000" cy="4219448"/>
-            <wp:docPr id="14" name="Picture 14"/>
-            <wp:cNvGraphicFramePr>
-              <a:graphicFrameLocks noChangeAspect="1"/>
-            </wp:cNvGraphicFramePr>
-            <a:graphic>
-              <a:graphicData uri="http://schemas.openxmlformats.org/drawingml/2006/picture">
-                <pic:pic>
-                  <pic:nvPicPr>
-                    <pic:cNvPr id="0" name="passage-correction-padded.png"/>
-                    <pic:cNvPicPr/>
-                  </pic:nvPicPr>
-                  <pic:blipFill>
-                    <a:blip r:embed="rId24"/>
-                    <a:stretch>
-                      <a:fillRect/>
-                    </a:stretch>
-                  </pic:blipFill>
-                  <pic:spPr>
-                    <a:xfrm>
-                      <a:off x="0" y="0"/>
-                      <a:ext cx="5940000" cy="4219448"/>
-                    </a:xfrm>
-                    <a:prstGeom prst="rect"/>
-                  </pic:spPr>
-                </pic:pic>
-              </a:graphicData>
-            </a:graphic>
-          </wp:inline>
-        </w:drawing>
-      </w:r>
-    </w:p>
-    <w:p>
-      <w:pPr>
-        <w:keepNext w:val="0"/>
-        <w:spacing w:line="240" w:lineRule="auto" w:before="40" w:after="200"/>
-        <w:ind w:firstLine="0"/>
-        <w:jc w:val="center"/>
-      </w:pPr>
-      <w:r>
-        <w:rPr>
-          <w:rFonts w:ascii="Times New Roman" w:hAnsi="Times New Roman" w:cs="Times New Roman" w:eastAsia="Times New Roman"/>
-          <w:b w:val="0"/>
-          <w:i/>
-          <w:color w:val="000000"/>
-          <w:sz w:val="24"/>
-        </w:rPr>
-        <w:t>Рисунок 15.6 — Исправление учёта с неизвестным временем выхода</w:t>
-      </w:r>
-    </w:p>
-    <w:p>
-      <w:pPr>
-        <w:pStyle w:val="Heading2"/>
-        <w:ind w:firstLine="0"/>
-      </w:pPr>
-      <w:r>
-        <w:rPr>
-          <w:rFonts w:ascii="Times New Roman" w:hAnsi="Times New Roman" w:cs="Times New Roman" w:eastAsia="Times New Roman"/>
-          <w:b/>
-          <w:i w:val="0"/>
-          <w:color w:val="000000"/>
-          <w:sz w:val="28"/>
-        </w:rPr>
-        <w:t>15.5. Переслать и проверить историю</w:t>
-      </w:r>
-    </w:p>
-    <w:p>
-      <w:r>
-        <w:rPr>
-          <w:rFonts w:ascii="Times New Roman" w:hAnsi="Times New Roman" w:cs="Times New Roman" w:eastAsia="Times New Roman"/>
-          <w:b w:val="0"/>
-          <w:i w:val="0"/>
-          <w:color w:val="000000"/>
-          <w:sz w:val="28"/>
-        </w:rPr>
-        <w:t>Нажмите «Переслать», выберите получателей, назначение и вложения. Используйте фильтры организации, компании и должности. Предупреждение требует выбрать хотя бы одно вложение. Комментарий увидят все получатели и бюро, не только выбранные адресаты. Отозванная заявка пересылается только для просмотра.</w:t>
-      </w:r>
-    </w:p>
-    <w:p>
-      <w:r>
-        <w:rPr>
-          <w:rFonts w:ascii="Times New Roman" w:hAnsi="Times New Roman" w:cs="Times New Roman" w:eastAsia="Times New Roman"/>
-          <w:b w:val="0"/>
-          <w:i w:val="0"/>
-          <w:color w:val="000000"/>
-          <w:sz w:val="28"/>
-        </w:rPr>
-        <w:t>После отправки проверьте историю: «Переслал(-а)», кому назначено согласование/просмотр, какие материалы отправлены и с каким комментарием. Старая запись без проверяемых получателей покажет «Сведения о получателях недоступны»; это ограничение старой истории, а не повод раскрывать исходные имена.</w:t>
-      </w:r>
-    </w:p>
-    <w:p>
-      <w:pPr>
-        <w:keepNext/>
-        <w:spacing w:before="120" w:after="40"/>
-        <w:ind w:firstLine="0"/>
-        <w:jc w:val="center"/>
-      </w:pPr>
-      <w:r>
-        <w:drawing>
-          <wp:inline xmlns:a="http://schemas.openxmlformats.org/drawingml/2006/main" xmlns:pic="http://schemas.openxmlformats.org/drawingml/2006/picture">
-            <wp:extent cx="5940000" cy="3801599"/>
-            <wp:docPr id="15" name="Picture 15"/>
             <wp:cNvGraphicFramePr>
               <a:graphicFrameLocks noChangeAspect="1"/>
             </wp:cNvGraphicFramePr>
@@ -6687,7 +6440,7 @@
                     <pic:cNvPicPr/>
                   </pic:nvPicPr>
                   <pic:blipFill>
-                    <a:blip r:embed="rId25"/>
+                    <a:blip r:embed="rId23"/>
                     <a:stretch>
                       <a:fillRect/>
                     </a:stretch>
@@ -6721,17 +6474,13 @@
           <w:color w:val="000000"/>
           <w:sz w:val="24"/>
         </w:rPr>
-        <w:t>Рисунок 15.7 — История пересылки с получателями и назначениями</w:t>
-      </w:r>
-    </w:p>
-    <w:p>
-      <w:r>
-        <w:br w:type="page"/>
+        <w:t>Рисунок 15.5 — История пересылки с получателями и назначениями</w:t>
       </w:r>
     </w:p>
     <w:p>
       <w:pPr>
         <w:pStyle w:val="Heading1"/>
+        <w:pageBreakBefore/>
         <w:ind w:firstLine="0"/>
       </w:pPr>
       <w:r>
@@ -7805,30 +7554,94 @@
           </w:p>
         </w:tc>
       </w:tr>
+      <w:tr>
+        <w:trPr>
+          <w:cantSplit w:val="true"/>
+        </w:trPr>
+        <w:tc>
+          <w:tcPr>
+            <w:tcW w:type="dxa" w:w="1134"/>
+          </w:tcPr>
+          <w:p>
+            <w:pPr>
+              <w:spacing w:line="240" w:lineRule="auto" w:after="0"/>
+              <w:ind w:firstLine="0"/>
+              <w:jc w:val="left"/>
+            </w:pPr>
+            <w:r>
+              <w:rPr>
+                <w:rFonts w:ascii="Times New Roman" w:hAnsi="Times New Roman" w:cs="Times New Roman" w:eastAsia="Times New Roman"/>
+                <w:b w:val="0"/>
+                <w:i w:val="0"/>
+                <w:color w:val="000000"/>
+                <w:sz w:val="24"/>
+              </w:rPr>
+              <w:t>1.11</w:t>
+            </w:r>
+          </w:p>
+        </w:tc>
+        <w:tc>
+          <w:tcPr>
+            <w:tcW w:type="dxa" w:w="1701"/>
+          </w:tcPr>
+          <w:p>
+            <w:pPr>
+              <w:spacing w:line="240" w:lineRule="auto" w:after="0"/>
+              <w:ind w:firstLine="0"/>
+              <w:jc w:val="left"/>
+            </w:pPr>
+            <w:r>
+              <w:rPr>
+                <w:rFonts w:ascii="Times New Roman" w:hAnsi="Times New Roman" w:cs="Times New Roman" w:eastAsia="Times New Roman"/>
+                <w:b w:val="0"/>
+                <w:i w:val="0"/>
+                <w:color w:val="000000"/>
+                <w:sz w:val="24"/>
+              </w:rPr>
+              <w:t>21.10.2026</w:t>
+            </w:r>
+          </w:p>
+        </w:tc>
+        <w:tc>
+          <w:tcPr>
+            <w:tcW w:type="dxa" w:w="5669"/>
+          </w:tcPr>
+          <w:p>
+            <w:pPr>
+              <w:spacing w:line="240" w:lineRule="auto" w:after="0"/>
+              <w:ind w:firstLine="0"/>
+              <w:jc w:val="left"/>
+            </w:pPr>
+            <w:r>
+              <w:rPr>
+                <w:rFonts w:ascii="Times New Roman" w:hAnsi="Times New Roman" w:cs="Times New Roman" w:eastAsia="Times New Roman"/>
+                <w:b w:val="0"/>
+                <w:i w:val="0"/>
+                <w:color w:val="000000"/>
+                <w:sz w:val="24"/>
+              </w:rPr>
+              <w:t>Убраны административные операции учёта проходов и чужие ролевые сценарии; уточнены документы, сроки, пересылка и текущие права.</w:t>
+            </w:r>
+          </w:p>
+        </w:tc>
+        <w:tc>
+          <w:tcPr>
+            <w:tcW w:type="dxa" w:w="850"/>
+          </w:tcPr>
+          <w:p>
+            <w:pPr>
+              <w:spacing w:line="240" w:lineRule="auto" w:after="0"/>
+              <w:ind w:firstLine="0"/>
+              <w:jc w:val="left"/>
+            </w:pPr>
+          </w:p>
+        </w:tc>
+      </w:tr>
     </w:tbl>
     <w:p>
       <w:pPr>
-        <w:spacing w:after="0" w:line="240" w:lineRule="auto"/>
-        <w:ind w:firstLine="0"/>
-      </w:pPr>
-      <w:r>
-        <w:rPr>
-          <w:rFonts w:ascii="Times New Roman" w:hAnsi="Times New Roman" w:cs="Times New Roman" w:eastAsia="Times New Roman"/>
-          <w:b w:val="0"/>
-          <w:i w:val="0"/>
-          <w:color w:val="000000"/>
-          <w:sz w:val="12"/>
-        </w:rPr>
-      </w:r>
-    </w:p>
-    <w:p>
-      <w:r>
-        <w:br w:type="page"/>
-      </w:r>
-    </w:p>
-    <w:p>
-      <w:pPr>
         <w:keepNext/>
+        <w:pageBreakBefore/>
         <w:spacing w:line="240" w:lineRule="auto" w:before="160" w:after="80"/>
         <w:ind w:firstLine="0"/>
         <w:jc w:val="left"/>

--- a/Документация/Руководство принимающего/Руководство принимающего.docx
+++ b/Документация/Руководство принимающего/Руководство принимающего.docx
@@ -157,7 +157,7 @@
           <w:color w:val="000000"/>
           <w:sz w:val="26"/>
         </w:rPr>
-        <w:t>Версия документа: 1.11</w:t>
+        <w:t>Версия документа: 1.12</w:t>
       </w:r>
     </w:p>
     <w:p>
@@ -173,7 +173,7 @@
           <w:color w:val="000000"/>
           <w:sz w:val="26"/>
         </w:rPr>
-        <w:t>Дата: 21.10.2026</w:t>
+        <w:t>Дата: 22.10.2026</w:t>
       </w:r>
     </w:p>
     <w:p>
@@ -982,7 +982,7 @@
           <w:color w:val="000000"/>
           <w:sz w:val="26"/>
         </w:rPr>
-        <w:t>15. Сроки, пересылка и ручные записи</w:t>
+        <w:t>15. Сроки и пересылка</w:t>
       </w:r>
       <w:r>
         <w:rPr>
@@ -1075,7 +1075,7 @@
           <w:color w:val="000000"/>
           <w:sz w:val="26"/>
         </w:rPr>
-        <w:t>15.3. Привязать ручную запись</w:t>
+        <w:t>15.3. Переслать и проверить историю</w:t>
       </w:r>
       <w:r>
         <w:rPr>
@@ -1087,37 +1087,6 @@
         </w:rPr>
         <w:tab/>
         <w:t>21</w:t>
-      </w:r>
-    </w:p>
-    <w:p>
-      <w:pPr>
-        <w:tabs>
-          <w:tab w:pos="9354" w:val="right" w:leader="dot"/>
-        </w:tabs>
-        <w:spacing w:after="0" w:line="360" w:lineRule="auto"/>
-        <w:ind w:firstLine="0" w:left="454"/>
-        <w:jc w:val="left"/>
-      </w:pPr>
-      <w:r>
-        <w:rPr>
-          <w:rFonts w:ascii="Times New Roman" w:hAnsi="Times New Roman" w:cs="Times New Roman" w:eastAsia="Times New Roman"/>
-          <w:b w:val="0"/>
-          <w:i w:val="0"/>
-          <w:color w:val="000000"/>
-          <w:sz w:val="26"/>
-        </w:rPr>
-        <w:t>15.4. Переслать и проверить историю</w:t>
-      </w:r>
-      <w:r>
-        <w:rPr>
-          <w:rFonts w:ascii="Times New Roman" w:hAnsi="Times New Roman" w:cs="Times New Roman" w:eastAsia="Times New Roman"/>
-          <w:b w:val="0"/>
-          <w:i w:val="0"/>
-          <w:color w:val="000000"/>
-          <w:sz w:val="26"/>
-        </w:rPr>
-        <w:tab/>
-        <w:t>23</w:t>
       </w:r>
     </w:p>
     <w:p>
@@ -5854,7 +5823,7 @@
           <w:color w:val="000000"/>
           <w:sz w:val="32"/>
         </w:rPr>
-        <w:t>15. Сроки, пересылка и ручные записи</w:t>
+        <w:t>15. Сроки и пересылка</w:t>
       </w:r>
     </w:p>
     <w:p>
@@ -6278,119 +6247,7 @@
           <w:color w:val="000000"/>
           <w:sz w:val="28"/>
         </w:rPr>
-        <w:t>15.3. Привязать ручную запись</w:t>
-      </w:r>
-    </w:p>
-    <w:p>
-      <w:r>
-        <w:rPr>
-          <w:rFonts w:ascii="Times New Roman" w:hAnsi="Times New Roman" w:cs="Times New Roman" w:eastAsia="Times New Roman"/>
-          <w:b w:val="0"/>
-          <w:i w:val="0"/>
-          <w:color w:val="000000"/>
-          <w:sz w:val="28"/>
-        </w:rPr>
-        <w:t>Из карточки ручного человека/машины нажмите «Привязать к заявке». Переносится только открытая запись, соседние записи остаются на месте. Выберите согласованную заявку в работе, новое либо существующее вложение того же типа. Для бессрочной записи выберите срок конкретного вложения-источника или задайте даты вручную. Проверьте предварительный результат и укажите причину.</w:t>
-      </w:r>
-    </w:p>
-    <w:p>
-      <w:r>
-        <w:rPr>
-          <w:rFonts w:ascii="Times New Roman" w:hAnsi="Times New Roman" w:cs="Times New Roman" w:eastAsia="Times New Roman"/>
-          <w:b w:val="0"/>
-          <w:i w:val="0"/>
-          <w:color w:val="000000"/>
-          <w:sz w:val="28"/>
-        </w:rPr>
-        <w:t>Машина получает общие места целевого вложения; её собственные дополнительные признаки сохраняются отдельно, а при отсутствии собственного значения используется общее. Проверяйте итог перед подтверждением, особенно если у ручной записи уже были отличающиеся признаки. Доступные варианты ограничены серверной совместимостью и правами.</w:t>
-      </w:r>
-    </w:p>
-    <w:p>
-      <w:r>
-        <w:rPr>
-          <w:rFonts w:ascii="Times New Roman" w:hAnsi="Times New Roman" w:cs="Times New Roman" w:eastAsia="Times New Roman"/>
-          <w:b w:val="0"/>
-          <w:i w:val="0"/>
-          <w:color w:val="000000"/>
-          <w:sz w:val="28"/>
-        </w:rPr>
-        <w:t>На рисунке показано соответствующее окно с учебными данными.</w:t>
-      </w:r>
-    </w:p>
-    <w:p>
-      <w:pPr>
-        <w:keepNext/>
-        <w:spacing w:before="120" w:after="40"/>
-        <w:ind w:firstLine="0"/>
-        <w:jc w:val="center"/>
-      </w:pPr>
-      <w:r>
-        <w:drawing>
-          <wp:inline xmlns:a="http://schemas.openxmlformats.org/drawingml/2006/main" xmlns:pic="http://schemas.openxmlformats.org/drawingml/2006/picture">
-            <wp:extent cx="5929411" cy="7200000"/>
-            <wp:docPr id="12" name="Picture 12"/>
-            <wp:cNvGraphicFramePr>
-              <a:graphicFrameLocks noChangeAspect="1"/>
-            </wp:cNvGraphicFramePr>
-            <a:graphic>
-              <a:graphicData uri="http://schemas.openxmlformats.org/drawingml/2006/picture">
-                <pic:pic>
-                  <pic:nvPicPr>
-                    <pic:cNvPr id="0" name="manual-attach-padded.png"/>
-                    <pic:cNvPicPr/>
-                  </pic:nvPicPr>
-                  <pic:blipFill>
-                    <a:blip r:embed="rId22"/>
-                    <a:stretch>
-                      <a:fillRect/>
-                    </a:stretch>
-                  </pic:blipFill>
-                  <pic:spPr>
-                    <a:xfrm>
-                      <a:off x="0" y="0"/>
-                      <a:ext cx="5929411" cy="7200000"/>
-                    </a:xfrm>
-                    <a:prstGeom prst="rect"/>
-                  </pic:spPr>
-                </pic:pic>
-              </a:graphicData>
-            </a:graphic>
-          </wp:inline>
-        </w:drawing>
-      </w:r>
-    </w:p>
-    <w:p>
-      <w:pPr>
-        <w:keepNext w:val="0"/>
-        <w:spacing w:line="240" w:lineRule="auto" w:before="40" w:after="200"/>
-        <w:ind w:firstLine="0"/>
-        <w:jc w:val="center"/>
-      </w:pPr>
-      <w:r>
-        <w:rPr>
-          <w:rFonts w:ascii="Times New Roman" w:hAnsi="Times New Roman" w:cs="Times New Roman" w:eastAsia="Times New Roman"/>
-          <w:b w:val="0"/>
-          <w:i/>
-          <w:color w:val="000000"/>
-          <w:sz w:val="24"/>
-        </w:rPr>
-        <w:t>Рисунок 15.4 — Привязка одной ручной машины</w:t>
-      </w:r>
-    </w:p>
-    <w:p>
-      <w:pPr>
-        <w:pStyle w:val="Heading2"/>
-        <w:ind w:firstLine="0"/>
-      </w:pPr>
-      <w:r>
-        <w:rPr>
-          <w:rFonts w:ascii="Times New Roman" w:hAnsi="Times New Roman" w:cs="Times New Roman" w:eastAsia="Times New Roman"/>
-          <w:b/>
-          <w:i w:val="0"/>
-          <w:color w:val="000000"/>
-          <w:sz w:val="28"/>
-        </w:rPr>
-        <w:t>15.4. Переслать и проверить историю</w:t>
+        <w:t>15.3. Переслать и проверить историю</w:t>
       </w:r>
     </w:p>
     <w:p>
@@ -6428,7 +6285,7 @@
         <w:drawing>
           <wp:inline xmlns:a="http://schemas.openxmlformats.org/drawingml/2006/main" xmlns:pic="http://schemas.openxmlformats.org/drawingml/2006/picture">
             <wp:extent cx="5940000" cy="3801599"/>
-            <wp:docPr id="13" name="Picture 13"/>
+            <wp:docPr id="12" name="Picture 12"/>
             <wp:cNvGraphicFramePr>
               <a:graphicFrameLocks noChangeAspect="1"/>
             </wp:cNvGraphicFramePr>
@@ -6440,7 +6297,7 @@
                     <pic:cNvPicPr/>
                   </pic:nvPicPr>
                   <pic:blipFill>
-                    <a:blip r:embed="rId23"/>
+                    <a:blip r:embed="rId22"/>
                     <a:stretch>
                       <a:fillRect/>
                     </a:stretch>
@@ -6474,7 +6331,7 @@
           <w:color w:val="000000"/>
           <w:sz w:val="24"/>
         </w:rPr>
-        <w:t>Рисунок 15.5 — История пересылки с получателями и назначениями</w:t>
+        <w:t>Рисунок 15.4 — История пересылки с получателями и назначениями</w:t>
       </w:r>
     </w:p>
     <w:p>
@@ -7621,6 +7478,240 @@
                 <w:sz w:val="24"/>
               </w:rPr>
               <w:t>Убраны административные операции учёта проходов и чужие ролевые сценарии; уточнены документы, сроки, пересылка и текущие права.</w:t>
+            </w:r>
+          </w:p>
+        </w:tc>
+        <w:tc>
+          <w:tcPr>
+            <w:tcW w:type="dxa" w:w="850"/>
+          </w:tcPr>
+          <w:p>
+            <w:pPr>
+              <w:spacing w:line="240" w:lineRule="auto" w:after="0"/>
+              <w:ind w:firstLine="0"/>
+              <w:jc w:val="left"/>
+            </w:pPr>
+          </w:p>
+        </w:tc>
+      </w:tr>
+    </w:tbl>
+    <w:p>
+      <w:pPr>
+        <w:spacing w:after="0" w:line="240" w:lineRule="auto"/>
+        <w:ind w:firstLine="0"/>
+      </w:pPr>
+      <w:r>
+        <w:rPr>
+          <w:rFonts w:ascii="Times New Roman" w:hAnsi="Times New Roman" w:cs="Times New Roman" w:eastAsia="Times New Roman"/>
+          <w:b w:val="0"/>
+          <w:i w:val="0"/>
+          <w:color w:val="000000"/>
+          <w:sz w:val="12"/>
+        </w:rPr>
+      </w:r>
+    </w:p>
+    <w:p>
+      <w:pPr>
+        <w:keepNext/>
+        <w:spacing w:line="240" w:lineRule="auto" w:before="160" w:after="80"/>
+        <w:ind w:firstLine="0"/>
+        <w:jc w:val="left"/>
+      </w:pPr>
+      <w:r>
+        <w:rPr>
+          <w:rFonts w:ascii="Times New Roman" w:hAnsi="Times New Roman" w:cs="Times New Roman" w:eastAsia="Times New Roman"/>
+          <w:b w:val="0"/>
+          <w:i/>
+          <w:color w:val="000000"/>
+          <w:sz w:val="24"/>
+        </w:rPr>
+        <w:t>Продолжение таблицы И.1</w:t>
+      </w:r>
+    </w:p>
+    <w:tbl>
+      <w:tblPr>
+        <w:tblStyle w:val="TableGrid"/>
+        <w:tblW w:type="auto" w:w="0"/>
+        <w:jc w:val="center"/>
+        <w:tblLayout w:type="fixed"/>
+        <w:tblLook w:firstColumn="1" w:firstRow="1" w:lastColumn="0" w:lastRow="0" w:noHBand="0" w:noVBand="1" w:val="04A0"/>
+        <w:tblLayout w:type="fixed"/>
+      </w:tblPr>
+      <w:tblGrid>
+        <w:gridCol w:w="1134"/>
+        <w:gridCol w:w="1701"/>
+        <w:gridCol w:w="5670"/>
+        <w:gridCol w:w="850"/>
+      </w:tblGrid>
+      <w:tr>
+        <w:trPr>
+          <w:tblHeader w:val="true"/>
+          <w:cantSplit w:val="true"/>
+        </w:trPr>
+        <w:tc>
+          <w:tcPr>
+            <w:tcW w:type="dxa" w:w="1134"/>
+            <w:shd w:val="clear" w:fill="E8E8E8"/>
+          </w:tcPr>
+          <w:p>
+            <w:pPr>
+              <w:keepNext/>
+              <w:spacing w:line="240" w:lineRule="auto" w:after="0"/>
+              <w:ind w:firstLine="0"/>
+              <w:jc w:val="left"/>
+            </w:pPr>
+            <w:r>
+              <w:rPr>
+                <w:rFonts w:ascii="Times New Roman" w:hAnsi="Times New Roman" w:cs="Times New Roman" w:eastAsia="Times New Roman"/>
+                <w:b/>
+                <w:i w:val="0"/>
+                <w:color w:val="000000"/>
+                <w:sz w:val="24"/>
+              </w:rPr>
+              <w:t>Версия</w:t>
+            </w:r>
+          </w:p>
+        </w:tc>
+        <w:tc>
+          <w:tcPr>
+            <w:tcW w:type="dxa" w:w="1701"/>
+            <w:shd w:val="clear" w:fill="E8E8E8"/>
+          </w:tcPr>
+          <w:p>
+            <w:pPr>
+              <w:keepNext/>
+              <w:spacing w:line="240" w:lineRule="auto" w:after="0"/>
+              <w:ind w:firstLine="0"/>
+              <w:jc w:val="left"/>
+            </w:pPr>
+            <w:r>
+              <w:rPr>
+                <w:rFonts w:ascii="Times New Roman" w:hAnsi="Times New Roman" w:cs="Times New Roman" w:eastAsia="Times New Roman"/>
+                <w:b/>
+                <w:i w:val="0"/>
+                <w:color w:val="000000"/>
+                <w:sz w:val="24"/>
+              </w:rPr>
+              <w:t>Дата</w:t>
+            </w:r>
+          </w:p>
+        </w:tc>
+        <w:tc>
+          <w:tcPr>
+            <w:tcW w:type="dxa" w:w="5669"/>
+            <w:shd w:val="clear" w:fill="E8E8E8"/>
+          </w:tcPr>
+          <w:p>
+            <w:pPr>
+              <w:keepNext/>
+              <w:spacing w:line="240" w:lineRule="auto" w:after="0"/>
+              <w:ind w:firstLine="0"/>
+              <w:jc w:val="left"/>
+            </w:pPr>
+            <w:r>
+              <w:rPr>
+                <w:rFonts w:ascii="Times New Roman" w:hAnsi="Times New Roman" w:cs="Times New Roman" w:eastAsia="Times New Roman"/>
+                <w:b/>
+                <w:i w:val="0"/>
+                <w:color w:val="000000"/>
+                <w:sz w:val="24"/>
+              </w:rPr>
+              <w:t>Содержание изменения</w:t>
+            </w:r>
+          </w:p>
+        </w:tc>
+        <w:tc>
+          <w:tcPr>
+            <w:tcW w:type="dxa" w:w="850"/>
+            <w:shd w:val="clear" w:fill="E8E8E8"/>
+          </w:tcPr>
+          <w:p>
+            <w:pPr>
+              <w:keepNext/>
+              <w:spacing w:line="240" w:lineRule="auto" w:after="0"/>
+              <w:ind w:firstLine="0"/>
+              <w:jc w:val="left"/>
+            </w:pPr>
+            <w:r>
+              <w:rPr>
+                <w:rFonts w:ascii="Times New Roman" w:hAnsi="Times New Roman" w:cs="Times New Roman" w:eastAsia="Times New Roman"/>
+                <w:b/>
+                <w:i w:val="0"/>
+                <w:color w:val="000000"/>
+                <w:sz w:val="24"/>
+              </w:rPr>
+              <w:t>Внёс</w:t>
+            </w:r>
+          </w:p>
+        </w:tc>
+      </w:tr>
+      <w:tr>
+        <w:trPr>
+          <w:cantSplit w:val="true"/>
+        </w:trPr>
+        <w:tc>
+          <w:tcPr>
+            <w:tcW w:type="dxa" w:w="1134"/>
+          </w:tcPr>
+          <w:p>
+            <w:pPr>
+              <w:spacing w:line="240" w:lineRule="auto" w:after="0"/>
+              <w:ind w:firstLine="0"/>
+              <w:jc w:val="left"/>
+            </w:pPr>
+            <w:r>
+              <w:rPr>
+                <w:rFonts w:ascii="Times New Roman" w:hAnsi="Times New Roman" w:cs="Times New Roman" w:eastAsia="Times New Roman"/>
+                <w:b w:val="0"/>
+                <w:i w:val="0"/>
+                <w:color w:val="000000"/>
+                <w:sz w:val="24"/>
+              </w:rPr>
+              <w:t>1.12</w:t>
+            </w:r>
+          </w:p>
+        </w:tc>
+        <w:tc>
+          <w:tcPr>
+            <w:tcW w:type="dxa" w:w="1701"/>
+          </w:tcPr>
+          <w:p>
+            <w:pPr>
+              <w:spacing w:line="240" w:lineRule="auto" w:after="0"/>
+              <w:ind w:firstLine="0"/>
+              <w:jc w:val="left"/>
+            </w:pPr>
+            <w:r>
+              <w:rPr>
+                <w:rFonts w:ascii="Times New Roman" w:hAnsi="Times New Roman" w:cs="Times New Roman" w:eastAsia="Times New Roman"/>
+                <w:b w:val="0"/>
+                <w:i w:val="0"/>
+                <w:color w:val="000000"/>
+                <w:sz w:val="24"/>
+              </w:rPr>
+              <w:t>22.10.2026</w:t>
+            </w:r>
+          </w:p>
+        </w:tc>
+        <w:tc>
+          <w:tcPr>
+            <w:tcW w:type="dxa" w:w="5669"/>
+          </w:tcPr>
+          <w:p>
+            <w:pPr>
+              <w:spacing w:line="240" w:lineRule="auto" w:after="0"/>
+              <w:ind w:firstLine="0"/>
+              <w:jc w:val="left"/>
+            </w:pPr>
+            <w:r>
+              <w:rPr>
+                <w:rFonts w:ascii="Times New Roman" w:hAnsi="Times New Roman" w:cs="Times New Roman" w:eastAsia="Times New Roman"/>
+                <w:b w:val="0"/>
+                <w:i w:val="0"/>
+                <w:color w:val="000000"/>
+                <w:sz w:val="24"/>
+              </w:rPr>
+              <w:t>Удалены административная привязка ручной записи и её иллюстрация: процедура относится к руководству администратора, а не к обязанностям принимающего.</w:t>
             </w:r>
           </w:p>
         </w:tc>

--- a/Документация/Руководство принимающего/Руководство принимающего.docx
+++ b/Документация/Руководство принимающего/Руководство принимающего.docx
@@ -157,7 +157,7 @@
           <w:color w:val="000000"/>
           <w:sz w:val="26"/>
         </w:rPr>
-        <w:t>Версия документа: 1.12</w:t>
+        <w:t>Версия документа: 1.13</w:t>
       </w:r>
     </w:p>
     <w:p>
@@ -173,7 +173,7 @@
           <w:color w:val="000000"/>
           <w:sz w:val="26"/>
         </w:rPr>
-        <w:t>Дата: 22.10.2026</w:t>
+        <w:t>Дата: 30.10.2026</w:t>
       </w:r>
     </w:p>
     <w:p>
@@ -2337,6 +2337,138 @@
       </w:r>
     </w:p>
     <w:p>
+      <w:r>
+        <w:rPr>
+          <w:rFonts w:ascii="Times New Roman" w:hAnsi="Times New Roman" w:cs="Times New Roman" w:eastAsia="Times New Roman"/>
+          <w:b w:val="0"/>
+          <w:i w:val="0"/>
+          <w:color w:val="000000"/>
+          <w:sz w:val="28"/>
+        </w:rPr>
+        <w:t xml:space="preserve">Для знакомства с интерфейсом откройте </w:t>
+      </w:r>
+      <w:r>
+        <w:rPr>
+          <w:rFonts w:ascii="Times New Roman" w:hAnsi="Times New Roman" w:cs="Times New Roman" w:eastAsia="Times New Roman"/>
+          <w:b/>
+          <w:i w:val="0"/>
+          <w:color w:val="000000"/>
+          <w:sz w:val="28"/>
+        </w:rPr>
+        <w:t>«Обучение»</w:t>
+      </w:r>
+      <w:r>
+        <w:rPr>
+          <w:rFonts w:ascii="Times New Roman" w:hAnsi="Times New Roman" w:cs="Times New Roman" w:eastAsia="Times New Roman"/>
+          <w:b w:val="0"/>
+          <w:i w:val="0"/>
+          <w:color w:val="000000"/>
+          <w:sz w:val="28"/>
+        </w:rPr>
+        <w:t xml:space="preserve"> на странице </w:t>
+      </w:r>
+      <w:r>
+        <w:rPr>
+          <w:rFonts w:ascii="Times New Roman" w:hAnsi="Times New Roman" w:cs="Times New Roman" w:eastAsia="Times New Roman"/>
+          <w:b/>
+          <w:i w:val="0"/>
+          <w:color w:val="000000"/>
+          <w:sz w:val="28"/>
+        </w:rPr>
+        <w:t>«Обзор и новости»</w:t>
+      </w:r>
+      <w:r>
+        <w:rPr>
+          <w:rFonts w:ascii="Times New Roman" w:hAnsi="Times New Roman" w:cs="Times New Roman" w:eastAsia="Times New Roman"/>
+          <w:b w:val="0"/>
+          <w:i w:val="0"/>
+          <w:color w:val="000000"/>
+          <w:sz w:val="28"/>
+        </w:rPr>
+        <w:t xml:space="preserve"> и выберите доступный профильный тур. Можно </w:t>
+      </w:r>
+      <w:r>
+        <w:rPr>
+          <w:rFonts w:ascii="Times New Roman" w:hAnsi="Times New Roman" w:cs="Times New Roman" w:eastAsia="Times New Roman"/>
+          <w:b/>
+          <w:i w:val="0"/>
+          <w:color w:val="000000"/>
+          <w:sz w:val="28"/>
+        </w:rPr>
+        <w:t>«Пройти сначала»</w:t>
+      </w:r>
+      <w:r>
+        <w:rPr>
+          <w:rFonts w:ascii="Times New Roman" w:hAnsi="Times New Roman" w:cs="Times New Roman" w:eastAsia="Times New Roman"/>
+          <w:b w:val="0"/>
+          <w:i w:val="0"/>
+          <w:color w:val="000000"/>
+          <w:sz w:val="28"/>
+        </w:rPr>
+        <w:t xml:space="preserve">, </w:t>
+      </w:r>
+      <w:r>
+        <w:rPr>
+          <w:rFonts w:ascii="Times New Roman" w:hAnsi="Times New Roman" w:cs="Times New Roman" w:eastAsia="Times New Roman"/>
+          <w:b/>
+          <w:i w:val="0"/>
+          <w:color w:val="000000"/>
+          <w:sz w:val="28"/>
+        </w:rPr>
+        <w:t>«Продолжить обучение»</w:t>
+      </w:r>
+      <w:r>
+        <w:rPr>
+          <w:rFonts w:ascii="Times New Roman" w:hAnsi="Times New Roman" w:cs="Times New Roman" w:eastAsia="Times New Roman"/>
+          <w:b w:val="0"/>
+          <w:i w:val="0"/>
+          <w:color w:val="000000"/>
+          <w:sz w:val="28"/>
+        </w:rPr>
+        <w:t xml:space="preserve"> при сохранённой позиции или </w:t>
+      </w:r>
+      <w:r>
+        <w:rPr>
+          <w:rFonts w:ascii="Times New Roman" w:hAnsi="Times New Roman" w:cs="Times New Roman" w:eastAsia="Times New Roman"/>
+          <w:b/>
+          <w:i w:val="0"/>
+          <w:color w:val="000000"/>
+          <w:sz w:val="28"/>
+        </w:rPr>
+        <w:t>«Начать с раздела»</w:t>
+      </w:r>
+      <w:r>
+        <w:rPr>
+          <w:rFonts w:ascii="Times New Roman" w:hAnsi="Times New Roman" w:cs="Times New Roman" w:eastAsia="Times New Roman"/>
+          <w:b w:val="0"/>
+          <w:i w:val="0"/>
+          <w:color w:val="000000"/>
+          <w:sz w:val="28"/>
+        </w:rPr>
+        <w:t xml:space="preserve">; последний вариант не засчитывает весь тур. Если шаг не открылся, нажмите </w:t>
+      </w:r>
+      <w:r>
+        <w:rPr>
+          <w:rFonts w:ascii="Times New Roman" w:hAnsi="Times New Roman" w:cs="Times New Roman" w:eastAsia="Times New Roman"/>
+          <w:b/>
+          <w:i w:val="0"/>
+          <w:color w:val="000000"/>
+          <w:sz w:val="28"/>
+        </w:rPr>
+        <w:t>«Повторить»</w:t>
+      </w:r>
+      <w:r>
+        <w:rPr>
+          <w:rFonts w:ascii="Times New Roman" w:hAnsi="Times New Roman" w:cs="Times New Roman" w:eastAsia="Times New Roman"/>
+          <w:b w:val="0"/>
+          <w:i w:val="0"/>
+          <w:color w:val="000000"/>
+          <w:sz w:val="28"/>
+        </w:rPr>
+        <w:t xml:space="preserve"> либо закройте обучение с сохранением прогресса. На сенсорном экране используйте кнопки подсказки; рабочее окно поверх обучения временно получает управление до своего закрытия.</w:t>
+      </w:r>
+    </w:p>
+    <w:p>
       <w:pPr>
         <w:pStyle w:val="Heading1"/>
         <w:ind w:firstLine="0"/>
@@ -2559,6 +2691,107 @@
           </w:p>
         </w:tc>
       </w:tr>
+    </w:tbl>
+    <w:p>
+      <w:pPr>
+        <w:spacing w:after="0" w:line="240" w:lineRule="auto"/>
+        <w:ind w:firstLine="0"/>
+      </w:pPr>
+      <w:r>
+        <w:rPr>
+          <w:rFonts w:ascii="Times New Roman" w:hAnsi="Times New Roman" w:cs="Times New Roman" w:eastAsia="Times New Roman"/>
+          <w:b w:val="0"/>
+          <w:i w:val="0"/>
+          <w:color w:val="000000"/>
+          <w:sz w:val="12"/>
+        </w:rPr>
+      </w:r>
+    </w:p>
+    <w:p>
+      <w:pPr>
+        <w:keepNext/>
+        <w:spacing w:line="240" w:lineRule="auto" w:before="160" w:after="80"/>
+        <w:ind w:firstLine="0"/>
+        <w:jc w:val="left"/>
+      </w:pPr>
+      <w:r>
+        <w:rPr>
+          <w:rFonts w:ascii="Times New Roman" w:hAnsi="Times New Roman" w:cs="Times New Roman" w:eastAsia="Times New Roman"/>
+          <w:b w:val="0"/>
+          <w:i/>
+          <w:color w:val="000000"/>
+          <w:sz w:val="24"/>
+        </w:rPr>
+        <w:t>Продолжение таблицы 4.1</w:t>
+      </w:r>
+    </w:p>
+    <w:tbl>
+      <w:tblPr>
+        <w:tblStyle w:val="TableGrid"/>
+        <w:tblW w:type="auto" w:w="0"/>
+        <w:jc w:val="center"/>
+        <w:tblLayout w:type="fixed"/>
+        <w:tblLook w:firstColumn="1" w:firstRow="1" w:lastColumn="0" w:lastRow="0" w:noHBand="0" w:noVBand="1" w:val="04A0"/>
+        <w:tblLayout w:type="fixed"/>
+      </w:tblPr>
+      <w:tblGrid>
+        <w:gridCol w:w="1843"/>
+        <w:gridCol w:w="7513"/>
+      </w:tblGrid>
+      <w:tr>
+        <w:trPr>
+          <w:tblHeader w:val="true"/>
+          <w:cantSplit w:val="true"/>
+        </w:trPr>
+        <w:tc>
+          <w:tcPr>
+            <w:tcW w:type="dxa" w:w="1843"/>
+            <w:shd w:val="clear" w:fill="E8E8E8"/>
+          </w:tcPr>
+          <w:p>
+            <w:pPr>
+              <w:keepNext/>
+              <w:spacing w:line="240" w:lineRule="auto" w:after="0"/>
+              <w:ind w:firstLine="0"/>
+              <w:jc w:val="left"/>
+            </w:pPr>
+            <w:r>
+              <w:rPr>
+                <w:rFonts w:ascii="Times New Roman" w:hAnsi="Times New Roman" w:cs="Times New Roman" w:eastAsia="Times New Roman"/>
+                <w:b/>
+                <w:i w:val="0"/>
+                <w:color w:val="000000"/>
+                <w:sz w:val="24"/>
+              </w:rPr>
+              <w:t>Роль</w:t>
+            </w:r>
+          </w:p>
+        </w:tc>
+        <w:tc>
+          <w:tcPr>
+            <w:tcW w:type="dxa" w:w="7512"/>
+            <w:shd w:val="clear" w:fill="E8E8E8"/>
+          </w:tcPr>
+          <w:p>
+            <w:pPr>
+              <w:keepNext/>
+              <w:spacing w:line="240" w:lineRule="auto" w:after="0"/>
+              <w:ind w:firstLine="0"/>
+              <w:jc w:val="left"/>
+            </w:pPr>
+            <w:r>
+              <w:rPr>
+                <w:rFonts w:ascii="Times New Roman" w:hAnsi="Times New Roman" w:cs="Times New Roman" w:eastAsia="Times New Roman"/>
+                <w:b/>
+                <w:i w:val="0"/>
+                <w:color w:val="000000"/>
+                <w:sz w:val="24"/>
+              </w:rPr>
+              <w:t>Что делает</w:t>
+            </w:r>
+          </w:p>
+        </w:tc>
+      </w:tr>
       <w:tr>
         <w:trPr>
           <w:cantSplit w:val="true"/>
@@ -2827,7 +3060,7 @@
           <w:color w:val="000000"/>
           <w:sz w:val="28"/>
         </w:rPr>
-        <w:t xml:space="preserve"> те же, что у согласующего.</w:t>
+        <w:t xml:space="preserve"> те же, что у согласующего. На планшете ЧС остаётся в блоке тегов строки, часть меток показывается компактными значками; отдельной колонки ЧС нет.</w:t>
       </w:r>
     </w:p>
     <w:p>
@@ -3858,6 +4091,38 @@
           <w:color w:val="000000"/>
           <w:sz w:val="28"/>
         </w:rPr>
+        <w:t xml:space="preserve">Если ширины карточки недостаточно, команды шапки находятся в меню </w:t>
+      </w:r>
+      <w:r>
+        <w:rPr>
+          <w:rFonts w:ascii="Times New Roman" w:hAnsi="Times New Roman" w:cs="Times New Roman" w:eastAsia="Times New Roman"/>
+          <w:b/>
+          <w:i w:val="0"/>
+          <w:color w:val="000000"/>
+          <w:sz w:val="28"/>
+        </w:rPr>
+        <w:t>«Действия»</w:t>
+      </w:r>
+      <w:r>
+        <w:rPr>
+          <w:rFonts w:ascii="Times New Roman" w:hAnsi="Times New Roman" w:cs="Times New Roman" w:eastAsia="Times New Roman"/>
+          <w:b w:val="0"/>
+          <w:i w:val="0"/>
+          <w:color w:val="000000"/>
+          <w:sz w:val="28"/>
+        </w:rPr>
+        <w:t>. На широком экране они остаются в ряд; состав определяется доступными вам действиями и состоянием заявки.</w:t>
+      </w:r>
+    </w:p>
+    <w:p>
+      <w:r>
+        <w:rPr>
+          <w:rFonts w:ascii="Times New Roman" w:hAnsi="Times New Roman" w:cs="Times New Roman" w:eastAsia="Times New Roman"/>
+          <w:b w:val="0"/>
+          <w:i w:val="0"/>
+          <w:color w:val="000000"/>
+          <w:sz w:val="28"/>
+        </w:rPr>
         <w:t xml:space="preserve">Кнопка </w:t>
       </w:r>
       <w:r>
@@ -5422,6 +5687,78 @@
           <w:color w:val="000000"/>
           <w:sz w:val="28"/>
         </w:rPr>
+        <w:t xml:space="preserve">На планшете кнопка </w:t>
+      </w:r>
+      <w:r>
+        <w:rPr>
+          <w:rFonts w:ascii="Times New Roman" w:hAnsi="Times New Roman" w:cs="Times New Roman" w:eastAsia="Times New Roman"/>
+          <w:b/>
+          <w:i w:val="0"/>
+          <w:color w:val="000000"/>
+          <w:sz w:val="28"/>
+        </w:rPr>
+        <w:t>«Скачать»</w:t>
+      </w:r>
+      <w:r>
+        <w:rPr>
+          <w:rFonts w:ascii="Times New Roman" w:hAnsi="Times New Roman" w:cs="Times New Roman" w:eastAsia="Times New Roman"/>
+          <w:b w:val="0"/>
+          <w:i w:val="0"/>
+          <w:color w:val="000000"/>
+          <w:sz w:val="28"/>
+        </w:rPr>
+        <w:t xml:space="preserve"> в строке может показываться одним значком с подсказкой. Обновление списка также может обозначаться значком </w:t>
+      </w:r>
+      <w:r>
+        <w:rPr>
+          <w:rFonts w:ascii="Times New Roman" w:hAnsi="Times New Roman" w:cs="Times New Roman" w:eastAsia="Times New Roman"/>
+          <w:b/>
+          <w:i w:val="0"/>
+          <w:color w:val="000000"/>
+          <w:sz w:val="28"/>
+        </w:rPr>
+        <w:t>«Обновить»</w:t>
+      </w:r>
+      <w:r>
+        <w:rPr>
+          <w:rFonts w:ascii="Times New Roman" w:hAnsi="Times New Roman" w:cs="Times New Roman" w:eastAsia="Times New Roman"/>
+          <w:b w:val="0"/>
+          <w:i w:val="0"/>
+          <w:color w:val="000000"/>
+          <w:sz w:val="28"/>
+        </w:rPr>
+        <w:t xml:space="preserve">. Пометка </w:t>
+      </w:r>
+      <w:r>
+        <w:rPr>
+          <w:rFonts w:ascii="Times New Roman" w:hAnsi="Times New Roman" w:cs="Times New Roman" w:eastAsia="Times New Roman"/>
+          <w:b/>
+          <w:i w:val="0"/>
+          <w:color w:val="000000"/>
+          <w:sz w:val="28"/>
+        </w:rPr>
+        <w:t>«Скачан»</w:t>
+      </w:r>
+      <w:r>
+        <w:rPr>
+          <w:rFonts w:ascii="Times New Roman" w:hAnsi="Times New Roman" w:cs="Times New Roman" w:eastAsia="Times New Roman"/>
+          <w:b w:val="0"/>
+          <w:i w:val="0"/>
+          <w:color w:val="000000"/>
+          <w:sz w:val="28"/>
+        </w:rPr>
+        <w:t xml:space="preserve"> у приложенного файла хранится пять минут в текущей странице и исчезает после перезагрузки; это не постоянная история скачиваний.</w:t>
+      </w:r>
+    </w:p>
+    <w:p>
+      <w:r>
+        <w:rPr>
+          <w:rFonts w:ascii="Times New Roman" w:hAnsi="Times New Roman" w:cs="Times New Roman" w:eastAsia="Times New Roman"/>
+          <w:b w:val="0"/>
+          <w:i w:val="0"/>
+          <w:color w:val="000000"/>
+          <w:sz w:val="28"/>
+        </w:rPr>
         <w:t xml:space="preserve">Кнопка </w:t>
       </w:r>
       <w:r>
@@ -6259,7 +6596,7 @@
           <w:color w:val="000000"/>
           <w:sz w:val="28"/>
         </w:rPr>
-        <w:t>Нажмите «Переслать», выберите получателей, назначение и вложения. Используйте фильтры организации, компании и должности. Предупреждение требует выбрать хотя бы одно вложение. Комментарий увидят все получатели и бюро, не только выбранные адресаты. Отозванная заявка пересылается только для просмотра.</w:t>
+        <w:t>Нажмите «Переслать», выберите получателей, назначение и вложения. Используйте фильтры организации, компании и должности. Предупреждение требует выбрать хотя бы одно вложение. Комментарий увидят все получатели и бюро, не только выбранные адресаты. Отозванная заявка пересылается только для просмотра. Пересылка добавляет получателей, но не меняет принимающего заявки.</w:t>
       </w:r>
     </w:p>
     <w:p>
@@ -7712,6 +8049,89 @@
                 <w:sz w:val="24"/>
               </w:rPr>
               <w:t>Удалены административная привязка ручной записи и её иллюстрация: процедура относится к руководству администратора, а не к обязанностям принимающего.</w:t>
+            </w:r>
+          </w:p>
+        </w:tc>
+        <w:tc>
+          <w:tcPr>
+            <w:tcW w:type="dxa" w:w="850"/>
+          </w:tcPr>
+          <w:p>
+            <w:pPr>
+              <w:spacing w:line="240" w:lineRule="auto" w:after="0"/>
+              <w:ind w:firstLine="0"/>
+              <w:jc w:val="left"/>
+            </w:pPr>
+          </w:p>
+        </w:tc>
+      </w:tr>
+      <w:tr>
+        <w:trPr>
+          <w:cantSplit w:val="true"/>
+        </w:trPr>
+        <w:tc>
+          <w:tcPr>
+            <w:tcW w:type="dxa" w:w="1134"/>
+          </w:tcPr>
+          <w:p>
+            <w:pPr>
+              <w:spacing w:line="240" w:lineRule="auto" w:after="0"/>
+              <w:ind w:firstLine="0"/>
+              <w:jc w:val="left"/>
+            </w:pPr>
+            <w:r>
+              <w:rPr>
+                <w:rFonts w:ascii="Times New Roman" w:hAnsi="Times New Roman" w:cs="Times New Roman" w:eastAsia="Times New Roman"/>
+                <w:b w:val="0"/>
+                <w:i w:val="0"/>
+                <w:color w:val="000000"/>
+                <w:sz w:val="24"/>
+              </w:rPr>
+              <w:t>1.13</w:t>
+            </w:r>
+          </w:p>
+        </w:tc>
+        <w:tc>
+          <w:tcPr>
+            <w:tcW w:type="dxa" w:w="1701"/>
+          </w:tcPr>
+          <w:p>
+            <w:pPr>
+              <w:spacing w:line="240" w:lineRule="auto" w:after="0"/>
+              <w:ind w:firstLine="0"/>
+              <w:jc w:val="left"/>
+            </w:pPr>
+            <w:r>
+              <w:rPr>
+                <w:rFonts w:ascii="Times New Roman" w:hAnsi="Times New Roman" w:cs="Times New Roman" w:eastAsia="Times New Roman"/>
+                <w:b w:val="0"/>
+                <w:i w:val="0"/>
+                <w:color w:val="000000"/>
+                <w:sz w:val="24"/>
+              </w:rPr>
+              <w:t>30.10.2026</w:t>
+            </w:r>
+          </w:p>
+        </w:tc>
+        <w:tc>
+          <w:tcPr>
+            <w:tcW w:type="dxa" w:w="5669"/>
+          </w:tcPr>
+          <w:p>
+            <w:pPr>
+              <w:spacing w:line="240" w:lineRule="auto" w:after="0"/>
+              <w:ind w:firstLine="0"/>
+              <w:jc w:val="left"/>
+            </w:pPr>
+            <w:r>
+              <w:rPr>
+                <w:rFonts w:ascii="Times New Roman" w:hAnsi="Times New Roman" w:cs="Times New Roman" w:eastAsia="Times New Roman"/>
+                <w:b w:val="0"/>
+                <w:i w:val="0"/>
+                <w:color w:val="000000"/>
+                <w:sz w:val="24"/>
+              </w:rPr>
+              <w:t>Уточнены профильное обучение и компактные команды принимающего, пересылка и скачивание.</w:t>
             </w:r>
           </w:p>
         </w:tc>
